--- a/fuentes/123101_CF09_DU.docx
+++ b/fuentes/123101_CF09_DU.docx
@@ -1,6 +1,6 @@
 
 <file path=word/document.xml><?xml version="1.0" encoding="utf-8"?>
-<w:document xmlns:wpc="http://schemas.microsoft.com/office/word/2010/wordprocessingCanvas" xmlns:cx="http://schemas.microsoft.com/office/drawing/2014/chartex" xmlns:cx1="http://schemas.microsoft.com/office/drawing/2015/9/8/chartex" xmlns:cx2="http://schemas.microsoft.com/office/drawing/2015/10/21/chartex" xmlns:cx3="http://schemas.microsoft.com/office/drawing/2016/5/9/chartex" xmlns:cx4="http://schemas.microsoft.com/office/drawing/2016/5/10/chartex" xmlns:cx5="http://schemas.microsoft.com/office/drawing/2016/5/11/chartex" xmlns:cx6="http://schemas.microsoft.com/office/drawing/2016/5/12/chartex" xmlns:cx7="http://schemas.microsoft.com/office/drawing/2016/5/13/chartex" xmlns:cx8="http://schemas.microsoft.com/office/drawing/2016/5/14/chartex" xmlns:mc="http://schemas.openxmlformats.org/markup-compatibility/2006" xmlns:aink="http://schemas.microsoft.com/office/drawing/2016/ink" xmlns:am3d="http://schemas.microsoft.com/office/drawing/2017/model3d" xmlns:o="urn:schemas-microsoft-com:office:office" xmlns:oel="http://schemas.microsoft.com/office/2019/extlst" xmlns:r="http://schemas.openxmlformats.org/officeDocument/2006/relationships" xmlns:m="http://schemas.openxmlformats.org/officeDocument/2006/math" xmlns:v="urn:schemas-microsoft-com:vml" xmlns:wp14="http://schemas.microsoft.com/office/word/2010/wordprocessingDrawing" xmlns:wp="http://schemas.openxmlformats.org/drawingml/2006/wordprocessingDrawing" xmlns:w10="urn:schemas-microsoft-com:office:word" xmlns:w="http://schemas.openxmlformats.org/wordprocessingml/2006/main" xmlns:w14="http://schemas.microsoft.com/office/word/2010/wordml" xmlns:w15="http://schemas.microsoft.com/office/word/2012/wordml" xmlns:w16cex="http://schemas.microsoft.com/office/word/2018/wordml/cex" xmlns:w16cid="http://schemas.microsoft.com/office/word/2016/wordml/cid" xmlns:w16="http://schemas.microsoft.com/office/word/2018/wordml" xmlns:w16du="http://schemas.microsoft.com/office/word/2023/wordml/word16du" xmlns:w16sdtdh="http://schemas.microsoft.com/office/word/2020/wordml/sdtdatahash" xmlns:w16sdtfl="http://schemas.microsoft.com/office/word/2024/wordml/sdtformatlock" xmlns:w16se="http://schemas.microsoft.com/office/word/2015/wordml/symex" xmlns:wpg="http://schemas.microsoft.com/office/word/2010/wordprocessingGroup" xmlns:wpi="http://schemas.microsoft.com/office/word/2010/wordprocessingInk" xmlns:wne="http://schemas.microsoft.com/office/word/2006/wordml" xmlns:wps="http://schemas.microsoft.com/office/word/2010/wordprocessingShape" mc:Ignorable="w14 w15 w16se w16cid w16 w16cex w16sdtdh w16sdtfl w16du wp14">
+<w:document xmlns:wpc="http://schemas.microsoft.com/office/word/2010/wordprocessingCanvas" xmlns:cx="http://schemas.microsoft.com/office/drawing/2014/chartex" xmlns:cx1="http://schemas.microsoft.com/office/drawing/2015/9/8/chartex" xmlns:cx2="http://schemas.microsoft.com/office/drawing/2015/10/21/chartex" xmlns:cx3="http://schemas.microsoft.com/office/drawing/2016/5/9/chartex" xmlns:cx4="http://schemas.microsoft.com/office/drawing/2016/5/10/chartex" xmlns:cx5="http://schemas.microsoft.com/office/drawing/2016/5/11/chartex" xmlns:cx6="http://schemas.microsoft.com/office/drawing/2016/5/12/chartex" xmlns:cx7="http://schemas.microsoft.com/office/drawing/2016/5/13/chartex" xmlns:cx8="http://schemas.microsoft.com/office/drawing/2016/5/14/chartex" xmlns:mc="http://schemas.openxmlformats.org/markup-compatibility/2006" xmlns:aink="http://schemas.microsoft.com/office/drawing/2016/ink" xmlns:am3d="http://schemas.microsoft.com/office/drawing/2017/model3d" xmlns:o="urn:schemas-microsoft-com:office:office" xmlns:oel="http://schemas.microsoft.com/office/2019/extlst" xmlns:r="http://schemas.openxmlformats.org/officeDocument/2006/relationships" xmlns:m="http://schemas.openxmlformats.org/officeDocument/2006/math" xmlns:v="urn:schemas-microsoft-com:vml" xmlns:wp14="http://schemas.microsoft.com/office/word/2010/wordprocessingDrawing" xmlns:wp="http://schemas.openxmlformats.org/drawingml/2006/wordprocessingDrawing" xmlns:w10="urn:schemas-microsoft-com:office:word" xmlns:w="http://schemas.openxmlformats.org/wordprocessingml/2006/main" xmlns:w14="http://schemas.microsoft.com/office/word/2010/wordml" xmlns:w15="http://schemas.microsoft.com/office/word/2012/wordml" xmlns:w16cex="http://schemas.microsoft.com/office/word/2018/wordml/cex" xmlns:w16cid="http://schemas.microsoft.com/office/word/2016/wordml/cid" xmlns:w16="http://schemas.microsoft.com/office/word/2018/wordml" xmlns:w16du="http://schemas.microsoft.com/office/word/2023/wordml/word16du" xmlns:w16sdtdh="http://schemas.microsoft.com/office/word/2020/wordml/sdtdatahash" xmlns:w16se="http://schemas.microsoft.com/office/word/2015/wordml/symex" xmlns:wpg="http://schemas.microsoft.com/office/word/2010/wordprocessingGroup" xmlns:wpi="http://schemas.microsoft.com/office/word/2010/wordprocessingInk" xmlns:wne="http://schemas.microsoft.com/office/word/2006/wordml" xmlns:wps="http://schemas.microsoft.com/office/word/2010/wordprocessingShape" mc:Ignorable="w14 w15 w16se w16cid w16 w16cex w16sdtdh w16du wp14">
   <w:body>
     <w:p>
       <w:pPr>
@@ -193,7 +193,7 @@
               </wp:anchor>
             </w:drawing>
           </mc:Choice>
-          <mc:Fallback>
+          <mc:Fallback xmlns:w16sdtfl="http://schemas.microsoft.com/office/word/2024/wordml/sdtformatlock">
             <w:pict>
               <v:rect w14:anchorId="7E0FA4C7" id="Rectángulo 3" o:spid="_x0000_s1026" style="position:absolute;margin-left:-55.95pt;margin-top:16.55pt;width:613.85pt;height:160.5pt;z-index:-251655168;visibility:visible;mso-wrap-style:square;mso-height-percent:0;mso-wrap-distance-left:9pt;mso-wrap-distance-top:0;mso-wrap-distance-right:9pt;mso-wrap-distance-bottom:0;mso-position-horizontal:absolute;mso-position-horizontal-relative:text;mso-position-vertical:absolute;mso-position-vertical-relative:text;mso-height-percent:0;mso-height-relative:margin;v-text-anchor:middle" o:gfxdata="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" fillcolor="#00314d" stroked="f" strokeweight="1pt"/>
             </w:pict>
@@ -313,7 +313,7 @@
                 <v:stroke joinstyle="miter"/>
                 <v:path gradientshapeok="t" o:connecttype="rect"/>
               </v:shapetype>
-              <v:shape id="Cuadro de texto 2" o:spid="_x0000_s1026" type="#_x0000_t202" style="position:absolute;left:0;text-align:left;margin-left:-19.95pt;margin-top:26.4pt;width:549pt;height:126pt;z-index:251663360;visibility:visible;mso-wrap-style:square;mso-width-percent:0;mso-height-percent:0;mso-wrap-distance-left:9pt;mso-wrap-distance-top:3.6pt;mso-wrap-distance-right:9pt;mso-wrap-distance-bottom:3.6pt;mso-position-horizontal:absolute;mso-position-horizontal-relative:text;mso-position-vertical:absolute;mso-position-vertical-relative:text;mso-width-percent:0;mso-height-percent:0;mso-width-relative:margin;mso-height-relative:margin;v-text-anchor:top" o:gfxdata="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" filled="f" stroked="f">
+              <v:shape id="Cuadro de texto 2" o:spid="_x0000_s1026" type="#_x0000_t202" alt="&quot;&quot;" style="position:absolute;left:0;text-align:left;margin-left:-19.95pt;margin-top:26.4pt;width:549pt;height:126pt;z-index:251663360;visibility:visible;mso-wrap-style:square;mso-width-percent:0;mso-height-percent:0;mso-wrap-distance-left:9pt;mso-wrap-distance-top:3.6pt;mso-wrap-distance-right:9pt;mso-wrap-distance-bottom:3.6pt;mso-position-horizontal:absolute;mso-position-horizontal-relative:text;mso-position-vertical:absolute;mso-position-vertical-relative:text;mso-width-percent:0;mso-height-percent:0;mso-width-relative:margin;mso-height-relative:margin;v-text-anchor:top" o:gfxdata="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" filled="f" stroked="f">
                 <v:textbox>
                   <w:txbxContent>
                     <w:p>
@@ -553,7 +553,7 @@
           <w:r>
             <w:fldChar w:fldCharType="separate"/>
           </w:r>
-          <w:hyperlink w:anchor="_Toc197928975" w:history="1">
+          <w:hyperlink w:anchor="_Toc198657406" w:history="1">
             <w:r>
               <w:rPr>
                 <w:rStyle w:val="Hipervnculo"/>
@@ -580,7 +580,7 @@
                 <w:noProof/>
                 <w:webHidden/>
               </w:rPr>
-              <w:instrText xml:space="preserve"> PAGEREF _Toc197928975 \h </w:instrText>
+              <w:instrText xml:space="preserve"> PAGEREF _Toc198657406 \h </w:instrText>
             </w:r>
             <w:r>
               <w:rPr>
@@ -626,7 +626,7 @@
               <w:lang w:eastAsia="es-CO"/>
             </w:rPr>
           </w:pPr>
-          <w:hyperlink w:anchor="_Toc197928976" w:history="1">
+          <w:hyperlink w:anchor="_Toc198657407" w:history="1">
             <w:r>
               <w:rPr>
                 <w:rStyle w:val="Hipervnculo"/>
@@ -670,7 +670,7 @@
                 <w:noProof/>
                 <w:webHidden/>
               </w:rPr>
-              <w:instrText xml:space="preserve"> PAGEREF _Toc197928976 \h </w:instrText>
+              <w:instrText xml:space="preserve"> PAGEREF _Toc198657407 \h </w:instrText>
             </w:r>
             <w:r>
               <w:rPr>
@@ -716,7 +716,7 @@
               <w:lang w:eastAsia="es-CO"/>
             </w:rPr>
           </w:pPr>
-          <w:hyperlink w:anchor="_Toc197928977" w:history="1">
+          <w:hyperlink w:anchor="_Toc198657408" w:history="1">
             <w:r>
               <w:rPr>
                 <w:rStyle w:val="Hipervnculo"/>
@@ -766,7 +766,7 @@
                 <w:noProof/>
                 <w:webHidden/>
               </w:rPr>
-              <w:instrText xml:space="preserve"> PAGEREF _Toc197928977 \h </w:instrText>
+              <w:instrText xml:space="preserve"> PAGEREF _Toc198657408 \h </w:instrText>
             </w:r>
             <w:r>
               <w:rPr>
@@ -812,7 +812,7 @@
               <w:lang w:eastAsia="es-CO"/>
             </w:rPr>
           </w:pPr>
-          <w:hyperlink w:anchor="_Toc197928978" w:history="1">
+          <w:hyperlink w:anchor="_Toc198657409" w:history="1">
             <w:r>
               <w:rPr>
                 <w:rStyle w:val="Hipervnculo"/>
@@ -862,7 +862,7 @@
                 <w:noProof/>
                 <w:webHidden/>
               </w:rPr>
-              <w:instrText xml:space="preserve"> PAGEREF _Toc197928978 \h </w:instrText>
+              <w:instrText xml:space="preserve"> PAGEREF _Toc198657409 \h </w:instrText>
             </w:r>
             <w:r>
               <w:rPr>
@@ -908,7 +908,7 @@
               <w:lang w:eastAsia="es-CO"/>
             </w:rPr>
           </w:pPr>
-          <w:hyperlink w:anchor="_Toc197928979" w:history="1">
+          <w:hyperlink w:anchor="_Toc198657410" w:history="1">
             <w:r>
               <w:rPr>
                 <w:rStyle w:val="Hipervnculo"/>
@@ -958,7 +958,7 @@
                 <w:noProof/>
                 <w:webHidden/>
               </w:rPr>
-              <w:instrText xml:space="preserve"> PAGEREF _Toc197928979 \h </w:instrText>
+              <w:instrText xml:space="preserve"> PAGEREF _Toc198657410 \h </w:instrText>
             </w:r>
             <w:r>
               <w:rPr>
@@ -1004,7 +1004,7 @@
               <w:lang w:eastAsia="es-CO"/>
             </w:rPr>
           </w:pPr>
-          <w:hyperlink w:anchor="_Toc197928980" w:history="1">
+          <w:hyperlink w:anchor="_Toc198657411" w:history="1">
             <w:r>
               <w:rPr>
                 <w:rStyle w:val="Hipervnculo"/>
@@ -1054,7 +1054,7 @@
                 <w:noProof/>
                 <w:webHidden/>
               </w:rPr>
-              <w:instrText xml:space="preserve"> PAGEREF _Toc197928980 \h </w:instrText>
+              <w:instrText xml:space="preserve"> PAGEREF _Toc198657411 \h </w:instrText>
             </w:r>
             <w:r>
               <w:rPr>
@@ -1100,7 +1100,7 @@
               <w:lang w:eastAsia="es-CO"/>
             </w:rPr>
           </w:pPr>
-          <w:hyperlink w:anchor="_Toc197928981" w:history="1">
+          <w:hyperlink w:anchor="_Toc198657412" w:history="1">
             <w:r>
               <w:rPr>
                 <w:rStyle w:val="Hipervnculo"/>
@@ -1150,7 +1150,7 @@
                 <w:noProof/>
                 <w:webHidden/>
               </w:rPr>
-              <w:instrText xml:space="preserve"> PAGEREF _Toc197928981 \h </w:instrText>
+              <w:instrText xml:space="preserve"> PAGEREF _Toc198657412 \h </w:instrText>
             </w:r>
             <w:r>
               <w:rPr>
@@ -1196,7 +1196,7 @@
               <w:lang w:eastAsia="es-CO"/>
             </w:rPr>
           </w:pPr>
-          <w:hyperlink w:anchor="_Toc197928982" w:history="1">
+          <w:hyperlink w:anchor="_Toc198657413" w:history="1">
             <w:r>
               <w:rPr>
                 <w:rStyle w:val="Hipervnculo"/>
@@ -1246,7 +1246,7 @@
                 <w:noProof/>
                 <w:webHidden/>
               </w:rPr>
-              <w:instrText xml:space="preserve"> PAGEREF _Toc197928982 \h </w:instrText>
+              <w:instrText xml:space="preserve"> PAGEREF _Toc198657413 \h </w:instrText>
             </w:r>
             <w:r>
               <w:rPr>
@@ -1292,7 +1292,7 @@
               <w:lang w:eastAsia="es-CO"/>
             </w:rPr>
           </w:pPr>
-          <w:hyperlink w:anchor="_Toc197928983" w:history="1">
+          <w:hyperlink w:anchor="_Toc198657414" w:history="1">
             <w:r>
               <w:rPr>
                 <w:rStyle w:val="Hipervnculo"/>
@@ -1336,7 +1336,7 @@
                 <w:noProof/>
                 <w:webHidden/>
               </w:rPr>
-              <w:instrText xml:space="preserve"> PAGEREF _Toc197928983 \h </w:instrText>
+              <w:instrText xml:space="preserve"> PAGEREF _Toc198657414 \h </w:instrText>
             </w:r>
             <w:r>
               <w:rPr>
@@ -1382,7 +1382,7 @@
               <w:lang w:eastAsia="es-CO"/>
             </w:rPr>
           </w:pPr>
-          <w:hyperlink w:anchor="_Toc197928984" w:history="1">
+          <w:hyperlink w:anchor="_Toc198657415" w:history="1">
             <w:r>
               <w:rPr>
                 <w:rStyle w:val="Hipervnculo"/>
@@ -1432,7 +1432,7 @@
                 <w:noProof/>
                 <w:webHidden/>
               </w:rPr>
-              <w:instrText xml:space="preserve"> PAGEREF _Toc197928984 \h </w:instrText>
+              <w:instrText xml:space="preserve"> PAGEREF _Toc198657415 \h </w:instrText>
             </w:r>
             <w:r>
               <w:rPr>
@@ -1478,7 +1478,7 @@
               <w:lang w:eastAsia="es-CO"/>
             </w:rPr>
           </w:pPr>
-          <w:hyperlink w:anchor="_Toc197928985" w:history="1">
+          <w:hyperlink w:anchor="_Toc198657416" w:history="1">
             <w:r>
               <w:rPr>
                 <w:rStyle w:val="Hipervnculo"/>
@@ -1528,7 +1528,7 @@
                 <w:noProof/>
                 <w:webHidden/>
               </w:rPr>
-              <w:instrText xml:space="preserve"> PAGEREF _Toc197928985 \h </w:instrText>
+              <w:instrText xml:space="preserve"> PAGEREF _Toc198657416 \h </w:instrText>
             </w:r>
             <w:r>
               <w:rPr>
@@ -1574,7 +1574,7 @@
               <w:lang w:eastAsia="es-CO"/>
             </w:rPr>
           </w:pPr>
-          <w:hyperlink w:anchor="_Toc197928986" w:history="1">
+          <w:hyperlink w:anchor="_Toc198657417" w:history="1">
             <w:r>
               <w:rPr>
                 <w:rStyle w:val="Hipervnculo"/>
@@ -1624,7 +1624,7 @@
                 <w:noProof/>
                 <w:webHidden/>
               </w:rPr>
-              <w:instrText xml:space="preserve"> PAGEREF _Toc197928986 \h </w:instrText>
+              <w:instrText xml:space="preserve"> PAGEREF _Toc198657417 \h </w:instrText>
             </w:r>
             <w:r>
               <w:rPr>
@@ -1670,7 +1670,7 @@
               <w:lang w:eastAsia="es-CO"/>
             </w:rPr>
           </w:pPr>
-          <w:hyperlink w:anchor="_Toc197928987" w:history="1">
+          <w:hyperlink w:anchor="_Toc198657418" w:history="1">
             <w:r>
               <w:rPr>
                 <w:rStyle w:val="Hipervnculo"/>
@@ -1720,7 +1720,7 @@
                 <w:noProof/>
                 <w:webHidden/>
               </w:rPr>
-              <w:instrText xml:space="preserve"> PAGEREF _Toc197928987 \h </w:instrText>
+              <w:instrText xml:space="preserve"> PAGEREF _Toc198657418 \h </w:instrText>
             </w:r>
             <w:r>
               <w:rPr>
@@ -1765,7 +1765,7 @@
               <w:lang w:eastAsia="es-CO"/>
             </w:rPr>
           </w:pPr>
-          <w:hyperlink w:anchor="_Toc197928988" w:history="1">
+          <w:hyperlink w:anchor="_Toc198657419" w:history="1">
             <w:r>
               <w:rPr>
                 <w:rStyle w:val="Hipervnculo"/>
@@ -1792,7 +1792,7 @@
                 <w:noProof/>
                 <w:webHidden/>
               </w:rPr>
-              <w:instrText xml:space="preserve"> PAGEREF _Toc197928988 \h </w:instrText>
+              <w:instrText xml:space="preserve"> PAGEREF _Toc198657419 \h </w:instrText>
             </w:r>
             <w:r>
               <w:rPr>
@@ -1837,7 +1837,7 @@
               <w:lang w:eastAsia="es-CO"/>
             </w:rPr>
           </w:pPr>
-          <w:hyperlink w:anchor="_Toc197928989" w:history="1">
+          <w:hyperlink w:anchor="_Toc198657420" w:history="1">
             <w:r>
               <w:rPr>
                 <w:rStyle w:val="Hipervnculo"/>
@@ -1864,7 +1864,7 @@
                 <w:noProof/>
                 <w:webHidden/>
               </w:rPr>
-              <w:instrText xml:space="preserve"> PAGEREF _Toc197928989 \h </w:instrText>
+              <w:instrText xml:space="preserve"> PAGEREF _Toc198657420 \h </w:instrText>
             </w:r>
             <w:r>
               <w:rPr>
@@ -1909,7 +1909,7 @@
               <w:lang w:eastAsia="es-CO"/>
             </w:rPr>
           </w:pPr>
-          <w:hyperlink w:anchor="_Toc197928990" w:history="1">
+          <w:hyperlink w:anchor="_Toc198657421" w:history="1">
             <w:r>
               <w:rPr>
                 <w:rStyle w:val="Hipervnculo"/>
@@ -1936,7 +1936,7 @@
                 <w:noProof/>
                 <w:webHidden/>
               </w:rPr>
-              <w:instrText xml:space="preserve"> PAGEREF _Toc197928990 \h </w:instrText>
+              <w:instrText xml:space="preserve"> PAGEREF _Toc198657421 \h </w:instrText>
             </w:r>
             <w:r>
               <w:rPr>
@@ -1981,7 +1981,7 @@
               <w:lang w:eastAsia="es-CO"/>
             </w:rPr>
           </w:pPr>
-          <w:hyperlink w:anchor="_Toc197928991" w:history="1">
+          <w:hyperlink w:anchor="_Toc198657422" w:history="1">
             <w:r>
               <w:rPr>
                 <w:rStyle w:val="Hipervnculo"/>
@@ -2008,7 +2008,7 @@
                 <w:noProof/>
                 <w:webHidden/>
               </w:rPr>
-              <w:instrText xml:space="preserve"> PAGEREF _Toc197928991 \h </w:instrText>
+              <w:instrText xml:space="preserve"> PAGEREF _Toc198657422 \h </w:instrText>
             </w:r>
             <w:r>
               <w:rPr>
@@ -2053,7 +2053,7 @@
               <w:lang w:eastAsia="es-CO"/>
             </w:rPr>
           </w:pPr>
-          <w:hyperlink w:anchor="_Toc197928992" w:history="1">
+          <w:hyperlink w:anchor="_Toc198657423" w:history="1">
             <w:r>
               <w:rPr>
                 <w:rStyle w:val="Hipervnculo"/>
@@ -2080,7 +2080,7 @@
                 <w:noProof/>
                 <w:webHidden/>
               </w:rPr>
-              <w:instrText xml:space="preserve"> PAGEREF _Toc197928992 \h </w:instrText>
+              <w:instrText xml:space="preserve"> PAGEREF _Toc198657423 \h </w:instrText>
             </w:r>
             <w:r>
               <w:rPr>
@@ -2122,7 +2122,7 @@
       <w:pPr>
         <w:pStyle w:val="Titulosgenerales"/>
       </w:pPr>
-      <w:bookmarkStart w:id="0" w:name="_Toc197928975"/>
+      <w:bookmarkStart w:id="0" w:name="_Toc198657406"/>
       <w:r>
         <w:lastRenderedPageBreak/>
         <w:t>Introducción</w:t>
@@ -2148,7 +2148,7 @@
         <w:t xml:space="preserve">ntangibles </w:t>
       </w:r>
       <w:r>
-        <w:t>i</w:t>
+        <w:t>- I</w:t>
       </w:r>
       <w:r>
         <w:t>ntroducción</w:t>
@@ -2266,7 +2266,21 @@
                 <w:b/>
                 <w:lang w:eastAsia="es-CO"/>
               </w:rPr>
-              <w:t>ctivos intangibles introducción</w:t>
+              <w:t xml:space="preserve">ctivos intangibles </w:t>
+            </w:r>
+            <w:r>
+              <w:rPr>
+                <w:b/>
+                <w:lang w:eastAsia="es-CO"/>
+              </w:rPr>
+              <w:t>- I</w:t>
+            </w:r>
+            <w:r>
+              <w:rPr>
+                <w:b/>
+                <w:lang w:eastAsia="es-CO"/>
+              </w:rPr>
+              <w:t>ntroducción</w:t>
             </w:r>
           </w:p>
         </w:tc>
@@ -2329,7 +2343,7 @@
           <w:lang w:val="es-CO"/>
         </w:rPr>
       </w:pPr>
-      <w:bookmarkStart w:id="1" w:name="_Toc197928976"/>
+      <w:bookmarkStart w:id="1" w:name="_Toc198657407"/>
       <w:r>
         <w:rPr>
           <w:lang w:val="es-CO"/>
@@ -2368,7 +2382,7 @@
       <w:pPr>
         <w:pStyle w:val="Ttulo2"/>
       </w:pPr>
-      <w:bookmarkStart w:id="2" w:name="_Toc197928977"/>
+      <w:bookmarkStart w:id="2" w:name="_Toc198657408"/>
       <w:r>
         <w:t>Marco normativo</w:t>
       </w:r>
@@ -2384,14 +2398,38 @@
         <w:rPr>
           <w:lang w:val="es-419" w:eastAsia="es-CO"/>
         </w:rPr>
-        <w:t>Para realizar la presentación razonable y en cumplimiento de las NIIF, los estados financieros siempre deben reflejar, razonablemente, todas y cada una de sus partidas, dentro de las que se encuentran, los activos intangibles. Esta presentación razonable exige proporcionar la imagen fiel de los efectos de las transacciones, eventos y condiciones de acuerdo con las definiciones y criterios de reconocimiento de los activos, pasivos, ingresos y gastos fijados en el Marco Conceptual de la norma.</w:t>
+        <w:t xml:space="preserve">Para realizar la presentación razonable y en cumplimiento de las NIIF, los estados financieros siempre deben reflejar, razonablemente, todas y cada una de sus partidas, dentro de las que se encuentran, los activos intangibles. Esta presentación razonable exige proporcionar la imagen fiel de los efectos de las transacciones, eventos y condiciones de acuerdo con las definiciones y criterios de reconocimiento de los activos, pasivos, ingresos y gastos fijados en el </w:t>
+      </w:r>
+      <w:r>
+        <w:rPr>
+          <w:lang w:val="es-419" w:eastAsia="es-CO"/>
+        </w:rPr>
+        <w:t>m</w:t>
+      </w:r>
+      <w:r>
+        <w:rPr>
+          <w:lang w:val="es-419" w:eastAsia="es-CO"/>
+        </w:rPr>
+        <w:t xml:space="preserve">arco </w:t>
+      </w:r>
+      <w:r>
+        <w:rPr>
+          <w:lang w:val="es-419" w:eastAsia="es-CO"/>
+        </w:rPr>
+        <w:t>c</w:t>
+      </w:r>
+      <w:r>
+        <w:rPr>
+          <w:lang w:val="es-419" w:eastAsia="es-CO"/>
+        </w:rPr>
+        <w:t>onceptual de la norma.</w:t>
       </w:r>
     </w:p>
     <w:p>
       <w:pPr>
         <w:pStyle w:val="Ttulo2"/>
       </w:pPr>
-      <w:bookmarkStart w:id="3" w:name="_Toc197928978"/>
+      <w:bookmarkStart w:id="3" w:name="_Toc198657409"/>
       <w:r>
         <w:t>Importancia de los intangibles dentro de las organizaciones</w:t>
       </w:r>
@@ -2440,7 +2478,7 @@
       <w:pPr>
         <w:pStyle w:val="Ttulo2"/>
       </w:pPr>
-      <w:bookmarkStart w:id="4" w:name="_Toc197928979"/>
+      <w:bookmarkStart w:id="4" w:name="_Toc198657410"/>
       <w:r>
         <w:lastRenderedPageBreak/>
         <w:t xml:space="preserve">Clasificación de </w:t>
@@ -2632,7 +2670,7 @@
       <w:pPr>
         <w:pStyle w:val="Ttulo2"/>
       </w:pPr>
-      <w:bookmarkStart w:id="5" w:name="_Toc197928980"/>
+      <w:bookmarkStart w:id="5" w:name="_Toc198657411"/>
       <w:r>
         <w:t xml:space="preserve">Reconocimiento y medición de </w:t>
       </w:r>
@@ -2729,7 +2767,7 @@
       <w:pPr>
         <w:pStyle w:val="Ttulo2"/>
       </w:pPr>
-      <w:bookmarkStart w:id="6" w:name="_Toc197928981"/>
+      <w:bookmarkStart w:id="6" w:name="_Toc198657412"/>
       <w:r>
         <w:t>Generalidades de intangibles: vida útil, periodo, método de amortización y valor razonable</w:t>
       </w:r>
@@ -2745,19 +2783,7 @@
         <w:rPr>
           <w:lang w:val="es-419" w:eastAsia="es-CO"/>
         </w:rPr>
-        <w:t xml:space="preserve">La vida útil de los activos intangibles es considerada como el periodo de tiempo, durante el cual se espera </w:t>
-      </w:r>
-      <w:r>
-        <w:rPr>
-          <w:lang w:val="es-419" w:eastAsia="es-CO"/>
-        </w:rPr>
-        <w:t>que</w:t>
-      </w:r>
-      <w:r>
-        <w:rPr>
-          <w:lang w:val="es-419" w:eastAsia="es-CO"/>
-        </w:rPr>
-        <w:t xml:space="preserve"> contribuyan a la generación de flujos de efectivo para la entidad.</w:t>
+        <w:t>La vida útil de los activos intangibles es considerada como el periodo de tiempo, durante el cual se espera que contribuyan a la generación de flujos de efectivo para la entidad.</w:t>
       </w:r>
     </w:p>
     <w:p>
@@ -2905,7 +2931,7 @@
         <w:rPr>
           <w:lang w:val="es-419" w:eastAsia="es-CO"/>
         </w:rPr>
-        <w:t xml:space="preserve">Registro contable - </w:t>
+        <w:t xml:space="preserve">Registro contable </w:t>
       </w:r>
       <w:r>
         <w:rPr>
@@ -2917,7 +2943,7 @@
         <w:rPr>
           <w:lang w:val="es-419" w:eastAsia="es-CO"/>
         </w:rPr>
-        <w:t xml:space="preserve">ausación / </w:t>
+        <w:t xml:space="preserve">ausación </w:t>
       </w:r>
       <w:r>
         <w:rPr>
@@ -3189,18 +3215,6 @@
         <w:rPr>
           <w:lang w:val="es-419" w:eastAsia="es-CO"/>
         </w:rPr>
-        <w:t>-</w:t>
-      </w:r>
-      <w:r>
-        <w:rPr>
-          <w:lang w:val="es-419" w:eastAsia="es-CO"/>
-        </w:rPr>
-        <w:t xml:space="preserve"> </w:t>
-      </w:r>
-      <w:r>
-        <w:rPr>
-          <w:lang w:val="es-419" w:eastAsia="es-CO"/>
-        </w:rPr>
         <w:t>p</w:t>
       </w:r>
       <w:r>
@@ -3459,7 +3473,7 @@
         <w:rPr>
           <w:lang w:val="es-419" w:eastAsia="es-CO"/>
         </w:rPr>
-        <w:t xml:space="preserve">Registro contable - </w:t>
+        <w:t xml:space="preserve">Registro contable </w:t>
       </w:r>
       <w:r>
         <w:rPr>
@@ -3974,7 +3988,7 @@
         <w:rPr>
           <w:lang w:val="es-419" w:eastAsia="es-CO"/>
         </w:rPr>
-        <w:t xml:space="preserve">Registro contable - </w:t>
+        <w:t xml:space="preserve">Registro contable </w:t>
       </w:r>
       <w:r>
         <w:rPr>
@@ -4227,23 +4241,9 @@
     </w:p>
     <w:p>
       <w:pPr>
-        <w:rPr>
-          <w:lang w:eastAsia="es-CO"/>
-        </w:rPr>
-      </w:pPr>
-      <w:r>
-        <w:rPr>
-          <w:lang w:eastAsia="es-CO"/>
-        </w:rPr>
-        <w:t>El método de amortización utilizado refleja el patrón de agotamiento esperado, por parte de la entidad. El cargo por amortización de cada período se reconocerá en el resultado del periodo, según indicaciones de la NIC 38.</w:t>
-      </w:r>
-    </w:p>
-    <w:p>
-      <w:pPr>
         <w:pStyle w:val="Ttulo3"/>
       </w:pPr>
       <w:r>
-        <w:lastRenderedPageBreak/>
         <w:t xml:space="preserve">Valor </w:t>
       </w:r>
       <w:r>
@@ -4280,6 +4280,7 @@
           <w:bCs/>
           <w:lang w:eastAsia="es-CO"/>
         </w:rPr>
+        <w:lastRenderedPageBreak/>
         <w:t>Por ejemplo:</w:t>
       </w:r>
     </w:p>
@@ -4413,7 +4414,7 @@
       <w:pPr>
         <w:pStyle w:val="Ttulo2"/>
       </w:pPr>
-      <w:bookmarkStart w:id="7" w:name="_Toc197928982"/>
+      <w:bookmarkStart w:id="7" w:name="_Toc198657413"/>
       <w:r>
         <w:t>Política contable de intangibles</w:t>
       </w:r>
@@ -4454,9 +4455,30 @@
     </w:p>
     <w:p>
       <w:pPr>
+        <w:rPr>
+          <w:lang w:eastAsia="es-CO"/>
+        </w:rPr>
+      </w:pPr>
+    </w:p>
+    <w:p>
+      <w:pPr>
+        <w:rPr>
+          <w:lang w:eastAsia="es-CO"/>
+        </w:rPr>
+      </w:pPr>
+    </w:p>
+    <w:p>
+      <w:pPr>
+        <w:rPr>
+          <w:lang w:eastAsia="es-CO"/>
+        </w:rPr>
+      </w:pPr>
+    </w:p>
+    <w:p>
+      <w:pPr>
         <w:pStyle w:val="Ttulo1"/>
       </w:pPr>
-      <w:bookmarkStart w:id="8" w:name="_Toc197928983"/>
+      <w:bookmarkStart w:id="8" w:name="_Toc198657414"/>
       <w:r>
         <w:lastRenderedPageBreak/>
         <w:t>Diferidos</w:t>
@@ -4476,170 +4498,198 @@
         <w:t>Los cargos diferidos se pueden dividir en dos partes: </w:t>
       </w:r>
       <w:r>
+        <w:rPr>
+          <w:lang w:eastAsia="es-CO"/>
+        </w:rPr>
+        <w:t>diferidos propiamente dicho y los gastos pagados por anticipado.</w:t>
+      </w:r>
+    </w:p>
+    <w:p>
+      <w:pPr>
+        <w:pStyle w:val="Ttulo2"/>
+      </w:pPr>
+      <w:bookmarkStart w:id="9" w:name="_Toc198657415"/>
+      <w:r>
+        <w:t>Concepto de cargos diferidos</w:t>
+      </w:r>
+      <w:bookmarkEnd w:id="9"/>
+    </w:p>
+    <w:p>
+      <w:pPr>
+        <w:rPr>
+          <w:lang w:val="es-419" w:eastAsia="es-CO"/>
+        </w:rPr>
+      </w:pPr>
+      <w:r>
+        <w:rPr>
+          <w:lang w:val="es-419" w:eastAsia="es-CO"/>
+        </w:rPr>
+        <w:t>Los diferidos dependen de su materialidad y normalmente se llevan a una cuenta de gastos, pero esto no impide que en algunas ocasiones se deba hacer cierto análisis porque puede ser que el cargo diferido cumpla la definición de activo, y si en algún momento cumple con la definición de activo, es decir, que sea un recurso controlado por la empresa proveniente de sucesos pasados de los cuales se espera recibir beneficios futuros.</w:t>
+      </w:r>
+    </w:p>
+    <w:p>
+      <w:pPr>
+        <w:pStyle w:val="Ttulo2"/>
+      </w:pPr>
+      <w:bookmarkStart w:id="10" w:name="_Toc198657416"/>
+      <w:r>
+        <w:t>Concepto de gastos pagados por anticipado</w:t>
+      </w:r>
+      <w:bookmarkEnd w:id="10"/>
+    </w:p>
+    <w:p>
+      <w:pPr>
+        <w:rPr>
+          <w:lang w:eastAsia="es-CO"/>
+        </w:rPr>
+      </w:pPr>
+      <w:r>
+        <w:rPr>
+          <w:lang w:eastAsia="es-CO"/>
+        </w:rPr>
+        <w:t>S</w:t>
+      </w:r>
+      <w:r>
+        <w:rPr>
+          <w:lang w:eastAsia="es-CO"/>
+        </w:rPr>
+        <w:t>on un anticipo que se entrega (en dinero) y que va a cubrir un determinado tiempo de acuerdo con el uso. Por ejemplo, una póliza de seguro (prepagada), intereses pagados por anticipado, arrendamientos, entre otros, en los que incurre el ente económico en la ejecución de su actividad. Lo importante, en determinado momento es saber si cumplen con la definición de activo estos gastos que normalmente se ubican en una cuenta por cobrar u otras cuentas por cobrar.</w:t>
+      </w:r>
+    </w:p>
+    <w:p>
+      <w:pPr>
+        <w:rPr>
+          <w:lang w:val="es-419" w:eastAsia="es-CO"/>
+        </w:rPr>
+      </w:pPr>
+      <w:r>
+        <w:rPr>
+          <w:b/>
+          <w:bCs/>
+          <w:lang w:val="es-419" w:eastAsia="es-CO"/>
+        </w:rPr>
+        <w:t>El párrafo 70 de la NIC 38, sostiene</w:t>
+      </w:r>
+      <w:r>
+        <w:rPr>
+          <w:lang w:val="es-419" w:eastAsia="es-CO"/>
+        </w:rPr>
+        <w:t>:</w:t>
+      </w:r>
+    </w:p>
+    <w:p>
+      <w:pPr>
+        <w:rPr>
+          <w:lang w:val="es-419" w:eastAsia="es-CO"/>
+        </w:rPr>
+      </w:pPr>
+      <w:r>
+        <w:rPr>
+          <w:lang w:val="es-419" w:eastAsia="es-CO"/>
+        </w:rPr>
+        <w:t>“</w:t>
+      </w:r>
+      <w:r>
+        <w:rPr>
+          <w:lang w:val="es-419" w:eastAsia="es-CO"/>
+        </w:rPr>
+        <w:t>(…) el párrafo 68 no impide que ésta reconozca el pago anticipado como un activo, cuando dicho pago por servicios se haya realizado antes de que la entidad reciba estos servicios</w:t>
+      </w:r>
+      <w:r>
+        <w:rPr>
+          <w:lang w:val="es-419" w:eastAsia="es-CO"/>
+        </w:rPr>
+        <w:t>”.</w:t>
+      </w:r>
+    </w:p>
+    <w:p>
+      <w:pPr>
+        <w:pStyle w:val="Ttulo2"/>
+      </w:pPr>
+      <w:bookmarkStart w:id="11" w:name="_Toc198657417"/>
+      <w:r>
+        <w:lastRenderedPageBreak/>
+        <w:t>Reconocimiento y medición</w:t>
+      </w:r>
+      <w:bookmarkEnd w:id="11"/>
+    </w:p>
+    <w:p>
+      <w:pPr>
+        <w:pStyle w:val="Ttulo3"/>
+      </w:pPr>
+      <w:r>
+        <w:t>Reconocimiento</w:t>
+      </w:r>
+    </w:p>
+    <w:p>
+      <w:pPr>
+        <w:rPr>
+          <w:lang w:val="es-419" w:eastAsia="es-CO"/>
+        </w:rPr>
+      </w:pPr>
+      <w:r>
+        <w:rPr>
+          <w:lang w:val="es-419" w:eastAsia="es-CO"/>
+        </w:rPr>
+        <w:t>El párrafo 68 NIC 38: activos intangibles (Grupo 1) no impide que la entidad reconozca un pago anticipado como activo, cuando el pago por los bienes se haya realizado antes de que la entidad obtenga el derecho de acceso a esos bienes.</w:t>
+      </w:r>
+    </w:p>
+    <w:p>
+      <w:pPr>
+        <w:rPr>
+          <w:lang w:val="es-419" w:eastAsia="es-CO"/>
+        </w:rPr>
+      </w:pPr>
+      <w:r>
+        <w:rPr>
+          <w:lang w:val="es-419" w:eastAsia="es-CO"/>
+        </w:rPr>
+        <w:t>Los desembolsos sobre un activo intangible, reconocidos inicialmente como gastos del periodo no se reconocerán posteriormente como parte del costo de un activo intangible.</w:t>
+      </w:r>
+    </w:p>
+    <w:p>
+      <w:pPr>
         <w:rPr>
           <w:b/>
           <w:bCs/>
           <w:lang w:eastAsia="es-CO"/>
         </w:rPr>
-        <w:t>d</w:t>
-      </w:r>
+      </w:pPr>
       <w:r>
         <w:rPr>
           <w:b/>
           <w:bCs/>
           <w:lang w:eastAsia="es-CO"/>
         </w:rPr>
-        <w:t>iferidos propiamente dicho y los gastos pagados por anticipado</w:t>
-      </w:r>
-      <w:r>
-        <w:rPr>
-          <w:lang w:eastAsia="es-CO"/>
-        </w:rPr>
-        <w:t>.</w:t>
-      </w:r>
-    </w:p>
-    <w:p>
-      <w:pPr>
-        <w:pStyle w:val="Ttulo2"/>
-      </w:pPr>
-      <w:bookmarkStart w:id="9" w:name="_Toc197928984"/>
-      <w:r>
-        <w:t>Concepto de cargos diferidos</w:t>
-      </w:r>
-      <w:bookmarkEnd w:id="9"/>
-    </w:p>
-    <w:p>
-      <w:pPr>
-        <w:rPr>
-          <w:lang w:val="es-419" w:eastAsia="es-CO"/>
-        </w:rPr>
-      </w:pPr>
-      <w:r>
-        <w:rPr>
-          <w:lang w:val="es-419" w:eastAsia="es-CO"/>
-        </w:rPr>
-        <w:t>Los diferidos dependen de su materialidad y normalmente se llevan a una cuenta de gastos, pero esto no impide que en algunas ocasiones se deba hacer cierto análisis porque puede ser que el cargo diferido cumpla la definición de activo, y si en algún momento cumple con la definición de activo, es decir, que sea un recurso controlado por la empresa proveniente de sucesos pasados de los cuales se espera recibir beneficios futuros.</w:t>
-      </w:r>
-    </w:p>
-    <w:p>
-      <w:pPr>
-        <w:pStyle w:val="Ttulo2"/>
-      </w:pPr>
-      <w:bookmarkStart w:id="10" w:name="_Toc197928985"/>
-      <w:r>
-        <w:t>Concepto de gastos pagados por anticipado</w:t>
-      </w:r>
-      <w:bookmarkEnd w:id="10"/>
-    </w:p>
-    <w:p>
-      <w:pPr>
-        <w:rPr>
-          <w:lang w:eastAsia="es-CO"/>
-        </w:rPr>
-      </w:pPr>
-      <w:r>
-        <w:rPr>
-          <w:lang w:eastAsia="es-CO"/>
-        </w:rPr>
-        <w:t>S</w:t>
-      </w:r>
-      <w:r>
-        <w:rPr>
-          <w:lang w:eastAsia="es-CO"/>
-        </w:rPr>
-        <w:t>on un anticipo que se entrega (en dinero) y que va a cubrir un determinado tiempo de acuerdo con el uso. Por ejemplo, una póliza de seguro (prepagada), intereses pagados por anticipado, arrendamientos, entre otros, en los que incurre el ente económico en la ejecución de su actividad. Lo importante, en determinado momento es saber si cumplen con la definición de activo estos gastos que normalmente se ubican en una cuenta por cobrar u otras cuentas por cobrar.</w:t>
-      </w:r>
-    </w:p>
-    <w:p>
-      <w:pPr>
-        <w:rPr>
-          <w:lang w:val="es-419" w:eastAsia="es-CO"/>
-        </w:rPr>
-      </w:pPr>
-      <w:r>
-        <w:rPr>
-          <w:lang w:val="es-419" w:eastAsia="es-CO"/>
-        </w:rPr>
-        <w:t>El párrafo 70 de la NIC 38, sostiene:</w:t>
-      </w:r>
-    </w:p>
-    <w:p>
-      <w:pPr>
-        <w:rPr>
-          <w:lang w:val="es-419" w:eastAsia="es-CO"/>
-        </w:rPr>
-      </w:pPr>
-      <w:r>
-        <w:rPr>
-          <w:lang w:val="es-419" w:eastAsia="es-CO"/>
-        </w:rPr>
-        <w:t>“</w:t>
-      </w:r>
-      <w:r>
-        <w:rPr>
-          <w:lang w:val="es-419" w:eastAsia="es-CO"/>
-        </w:rPr>
-        <w:t>(…) el párrafo 68 no impide que ésta reconozca el pago anticipado como un activo, cuando dicho pago por servicios se haya realizado antes de que la entidad reciba estos servicios</w:t>
-      </w:r>
-      <w:r>
-        <w:rPr>
-          <w:lang w:val="es-419" w:eastAsia="es-CO"/>
-        </w:rPr>
-        <w:t>”.</w:t>
-      </w:r>
-    </w:p>
-    <w:p>
-      <w:pPr>
-        <w:pStyle w:val="Ttulo2"/>
-      </w:pPr>
-      <w:bookmarkStart w:id="11" w:name="_Toc197928986"/>
-      <w:r>
-        <w:lastRenderedPageBreak/>
-        <w:t>Reconocimiento y medición</w:t>
-      </w:r>
-      <w:bookmarkEnd w:id="11"/>
-    </w:p>
-    <w:p>
-      <w:pPr>
-        <w:pStyle w:val="Ttulo3"/>
-      </w:pPr>
-      <w:r>
-        <w:t>Reconocimiento</w:t>
-      </w:r>
-    </w:p>
-    <w:p>
-      <w:pPr>
-        <w:rPr>
-          <w:lang w:val="es-419" w:eastAsia="es-CO"/>
-        </w:rPr>
-      </w:pPr>
-      <w:r>
-        <w:rPr>
-          <w:lang w:val="es-419" w:eastAsia="es-CO"/>
-        </w:rPr>
-        <w:t>El párrafo 68 NIC 38: activos intangibles (Grupo 1) no impide que la entidad reconozca un pago anticipado como activo, cuando el pago por los bienes se haya realizado antes de que la entidad obtenga el derecho de acceso a esos bienes.</w:t>
-      </w:r>
-    </w:p>
-    <w:p>
-      <w:pPr>
-        <w:rPr>
-          <w:lang w:val="es-419" w:eastAsia="es-CO"/>
-        </w:rPr>
-      </w:pPr>
-      <w:r>
-        <w:rPr>
-          <w:lang w:val="es-419" w:eastAsia="es-CO"/>
-        </w:rPr>
-        <w:t>Los desembolsos sobre un activo intangible, reconocidos inicialmente como gastos del periodo no se reconocerán posteriormente como parte del costo de un activo intangible.</w:t>
-      </w:r>
-    </w:p>
-    <w:p>
-      <w:pPr>
+        <w:t>Ejemplo</w:t>
+      </w:r>
+      <w:r>
         <w:rPr>
           <w:b/>
           <w:bCs/>
           <w:lang w:eastAsia="es-CO"/>
         </w:rPr>
+        <w:t>:</w:t>
+      </w:r>
+    </w:p>
+    <w:p>
+      <w:pPr>
+        <w:rPr>
+          <w:lang w:eastAsia="es-CO"/>
+        </w:rPr>
+      </w:pPr>
+      <w:r>
+        <w:rPr>
+          <w:lang w:eastAsia="es-CO"/>
+        </w:rPr>
+        <w:t>Párrafo 28 NIC 38 Activos intangibles: a) los costos de introducción de un nuevo producto o servicio (incluyendo los costos de actividades publicitarias y promocionales); b) los costos de apertura del negocio en una nueva localización o dirigirlo a un nuevo segmento de clientela (incluyendo los costos de formación del personal); y (c) los costos de administración y otros costos indirectos generales.</w:t>
+      </w:r>
+    </w:p>
+    <w:p>
+      <w:pPr>
+        <w:rPr>
+          <w:lang w:eastAsia="es-CO"/>
+        </w:rPr>
       </w:pPr>
       <w:r>
         <w:rPr>
@@ -4647,82 +4697,34 @@
           <w:bCs/>
           <w:lang w:eastAsia="es-CO"/>
         </w:rPr>
-        <w:t>Ejemplo</w:t>
-      </w:r>
+        <w:t>Medición posterior al modelo del costo</w:t>
+      </w:r>
+      <w:r>
+        <w:rPr>
+          <w:lang w:eastAsia="es-CO"/>
+        </w:rPr>
+        <w:t>. La medición posterior de un activo intangible se contabilizará por su costo menos el valor de la amortización acumulada y las pérdidas por deterioro del activo contempladas en el párrafo 74 de la NIC 38.</w:t>
+      </w:r>
+    </w:p>
+    <w:p>
+      <w:pPr>
+        <w:rPr>
+          <w:lang w:eastAsia="es-CO"/>
+        </w:rPr>
+      </w:pPr>
       <w:r>
         <w:rPr>
           <w:b/>
           <w:bCs/>
           <w:lang w:eastAsia="es-CO"/>
         </w:rPr>
-        <w:t>:</w:t>
-      </w:r>
-    </w:p>
-    <w:p>
-      <w:pPr>
+        <w:t>Medición posterior al modelo revaluación</w:t>
+      </w:r>
+      <w:r>
         <w:rPr>
           <w:lang w:eastAsia="es-CO"/>
         </w:rPr>
-      </w:pPr>
-      <w:r>
-        <w:rPr>
-          <w:lang w:eastAsia="es-CO"/>
-        </w:rPr>
-        <w:t>Párrafo 28 NIC 38 Activos intangibles: a) los costos de introducción de un nuevo producto o servicio (incluyendo los costos de actividades publicitarias y promocionales); b) los costos de apertura del negocio en una nueva localización o dirigirlo a un nuevo segmento de clientela (incluyendo los costos de formación del personal); y (c) los costos de administración y otros costos indirectos generales.</w:t>
-      </w:r>
-    </w:p>
-    <w:p>
-      <w:pPr>
-        <w:rPr>
-          <w:lang w:eastAsia="es-CO"/>
-        </w:rPr>
-      </w:pPr>
-      <w:r>
-        <w:rPr>
-          <w:b/>
-          <w:bCs/>
-          <w:lang w:eastAsia="es-CO"/>
-        </w:rPr>
-        <w:t>Medición posterior al modelo del costo</w:t>
-      </w:r>
-      <w:r>
-        <w:rPr>
-          <w:lang w:eastAsia="es-CO"/>
-        </w:rPr>
-        <w:t xml:space="preserve">. </w:t>
-      </w:r>
-      <w:r>
-        <w:rPr>
-          <w:lang w:eastAsia="es-CO"/>
-        </w:rPr>
-        <w:t>La medición posterior de un activo intangible se contabilizará por su costo menos el valor de la amortización acumulada y las pérdidas por deterioro del activo contempladas en el párrafo 74 de la NIC 38.</w:t>
-      </w:r>
-    </w:p>
-    <w:p>
-      <w:pPr>
-        <w:rPr>
-          <w:lang w:eastAsia="es-CO"/>
-        </w:rPr>
-      </w:pPr>
-      <w:r>
-        <w:rPr>
-          <w:b/>
-          <w:bCs/>
-          <w:lang w:eastAsia="es-CO"/>
-        </w:rPr>
-        <w:t>Medición posterior al modelo revaluación</w:t>
-      </w:r>
-      <w:r>
-        <w:rPr>
-          <w:lang w:eastAsia="es-CO"/>
-        </w:rPr>
-        <w:t xml:space="preserve">. </w:t>
-      </w:r>
-      <w:r>
-        <w:rPr>
-          <w:lang w:eastAsia="es-CO"/>
-        </w:rPr>
-        <w:t>Un activo intangible se registrará por el valor revaluado (valor razonable), menos la amortización y las pérdidas acumuladas por deterioro que haya sufrido el activo.</w:t>
+        <w:t>. Un activo intangible se registrará por el valor revaluado (valor razonable), menos la amortización y las pérdidas acumuladas por deterioro que haya sufrido el activo.</w:t>
       </w:r>
     </w:p>
     <w:p>
@@ -5132,7 +5134,7 @@
         <w:rPr>
           <w:lang w:eastAsia="es-CO"/>
         </w:rPr>
-        <w:t xml:space="preserve">Registro contable - </w:t>
+        <w:t xml:space="preserve">Registro contable </w:t>
       </w:r>
       <w:r>
         <w:rPr>
@@ -5252,13 +5254,7 @@
               <w:jc w:val="right"/>
             </w:pPr>
             <w:r>
-              <w:t>$3.</w:t>
-            </w:r>
-            <w:r>
-              <w:t>570</w:t>
-            </w:r>
-            <w:r>
-              <w:t>.000</w:t>
+              <w:t>$3.570.000</w:t>
             </w:r>
           </w:p>
         </w:tc>
@@ -5565,10 +5561,7 @@
               <w:jc w:val="right"/>
             </w:pPr>
             <w:r>
-              <w:t>$</w:t>
-            </w:r>
-            <w:r>
-              <w:t>4.000.000</w:t>
+              <w:t>$4.000.000</w:t>
             </w:r>
           </w:p>
         </w:tc>
@@ -5631,10 +5624,7 @@
               <w:jc w:val="right"/>
             </w:pPr>
             <w:r>
-              <w:t>$</w:t>
-            </w:r>
-            <w:r>
-              <w:t>4.000.000</w:t>
+              <w:t>$4.000.000</w:t>
             </w:r>
           </w:p>
         </w:tc>
@@ -5885,7 +5875,7 @@
           <w:lang w:eastAsia="es-CO"/>
         </w:rPr>
         <w:lastRenderedPageBreak/>
-        <w:t xml:space="preserve">Registro contable - </w:t>
+        <w:t xml:space="preserve">Registro contable </w:t>
       </w:r>
       <w:r>
         <w:rPr>
@@ -6139,7 +6129,7 @@
       <w:pPr>
         <w:pStyle w:val="Ttulo2"/>
       </w:pPr>
-      <w:bookmarkStart w:id="12" w:name="_Toc197928987"/>
+      <w:bookmarkStart w:id="12" w:name="_Toc198657418"/>
       <w:r>
         <w:t>Retiros, enajenaciones y revelación</w:t>
       </w:r>
@@ -6176,13 +6166,7 @@
         <w:rPr>
           <w:lang w:eastAsia="es-CO"/>
         </w:rPr>
-        <w:t xml:space="preserve">. </w:t>
-      </w:r>
-      <w:r>
-        <w:rPr>
-          <w:lang w:eastAsia="es-CO"/>
-        </w:rPr>
-        <w:t>Un activo intangible es dado de baja cuando es enajenado, también cuando no se esperan retribuciones o beneficios económicos en el futuro.</w:t>
+        <w:t>. Un activo intangible es dado de baja cuando es enajenado, también cuando no se esperan retribuciones o beneficios económicos en el futuro.</w:t>
       </w:r>
       <w:r>
         <w:rPr>
@@ -6247,7 +6231,7 @@
           <w:lang w:val="es-CO"/>
         </w:rPr>
       </w:pPr>
-      <w:bookmarkStart w:id="13" w:name="_Toc197928988"/>
+      <w:bookmarkStart w:id="13" w:name="_Toc198657419"/>
       <w:r>
         <w:rPr>
           <w:lang w:val="es-CO"/>
@@ -6299,10 +6283,10 @@
           <w:lang w:eastAsia="es-CO"/>
         </w:rPr>
         <w:drawing>
-          <wp:inline distT="0" distB="0" distL="0" distR="0" wp14:anchorId="7C565B82" wp14:editId="33DE3FF0">
-            <wp:extent cx="5812725" cy="3943350"/>
+          <wp:inline distT="0" distB="0" distL="0" distR="0" wp14:anchorId="0EFAE57D" wp14:editId="00869F0D">
+            <wp:extent cx="5848350" cy="3967518"/>
             <wp:effectExtent l="0" t="0" r="0" b="0"/>
-            <wp:docPr id="1407862043" name="Gráfico 4" descr="Síntesis sobre activos intangibles y diferidos según la NIC 38 que incluye categorías como definición, clasificación (identificables y no identificables), criterios de reconocimiento, vida útil (finita e indefinida), amortización, políticas contables (modelo del costo y de revaluación), diferidos y criterios para baja y revelación."/>
+            <wp:docPr id="543525562" name="Gráfico 4" descr="Síntesis sobre activos intangibles y diferidos según la NIC 38 que incluye categorías como definición, clasificación (identificables y no identificables), criterios de reconocimiento, vida útil (finita e indefinida), amortización, políticas contables (modelo del costo y de revaluación), diferidos y criterios para baja y revelación."/>
             <wp:cNvGraphicFramePr>
               <a:graphicFrameLocks xmlns:a="http://schemas.openxmlformats.org/drawingml/2006/main" noChangeAspect="1"/>
             </wp:cNvGraphicFramePr>
@@ -6310,7 +6294,7 @@
               <a:graphicData uri="http://schemas.openxmlformats.org/drawingml/2006/picture">
                 <pic:pic xmlns:pic="http://schemas.openxmlformats.org/drawingml/2006/picture">
                   <pic:nvPicPr>
-                    <pic:cNvPr id="1407862043" name="Gráfico 4" descr="Síntesis sobre activos intangibles y diferidos según la NIC 38 que incluye categorías como definición, clasificación (identificables y no identificables), criterios de reconocimiento, vida útil (finita e indefinida), amortización, políticas contables (modelo del costo y de revaluación), diferidos y criterios para baja y revelación."/>
+                    <pic:cNvPr id="543525562" name="Gráfico 4" descr="Síntesis sobre activos intangibles y diferidos según la NIC 38 que incluye categorías como definición, clasificación (identificables y no identificables), criterios de reconocimiento, vida útil (finita e indefinida), amortización, políticas contables (modelo del costo y de revaluación), diferidos y criterios para baja y revelación."/>
                     <pic:cNvPicPr/>
                   </pic:nvPicPr>
                   <pic:blipFill>
@@ -6328,7 +6312,7 @@
                   <pic:spPr>
                     <a:xfrm>
                       <a:off x="0" y="0"/>
-                      <a:ext cx="5817426" cy="3946539"/>
+                      <a:ext cx="5855474" cy="3972351"/>
                     </a:xfrm>
                     <a:prstGeom prst="rect">
                       <a:avLst/>
@@ -6374,7 +6358,7 @@
           <w:lang w:val="es-CO"/>
         </w:rPr>
       </w:pPr>
-      <w:bookmarkStart w:id="14" w:name="_Toc197928989"/>
+      <w:bookmarkStart w:id="14" w:name="_Toc198657420"/>
       <w:r>
         <w:rPr>
           <w:lang w:val="es-CO"/>
@@ -6596,7 +6580,7 @@
           <w:lang w:val="es-CO"/>
         </w:rPr>
       </w:pPr>
-      <w:bookmarkStart w:id="15" w:name="_Toc197928990"/>
+      <w:bookmarkStart w:id="15" w:name="_Toc198657421"/>
       <w:r>
         <w:rPr>
           <w:lang w:val="es-CO"/>
@@ -6812,7 +6796,13 @@
         <w:t>NIIF</w:t>
       </w:r>
       <w:r>
-        <w:t>: sigla en español de las IFRS - Normas expedidas por IASB. Este término trae incluidas las NIC (Normas Internacionales de Contabilidad), NIIF (Normas Internacionales de Información Financiera, así como las interpretaciones CINIIF y SIC.</w:t>
+        <w:t>: sigla en español de las IFRS - Normas expedidas por IASB. Este término trae incluidas las NIC (Normas Internacionales de Contabilidad), NIIF (Normas Internacionales de Información Financiera</w:t>
+      </w:r>
+      <w:r>
+        <w:t>)</w:t>
+      </w:r>
+      <w:r>
+        <w:t>, así como las interpretaciones CINIIF y SIC.</w:t>
       </w:r>
     </w:p>
     <w:p>
@@ -6917,7 +6907,7 @@
           <w:lang w:val="es-CO"/>
         </w:rPr>
       </w:pPr>
-      <w:bookmarkStart w:id="16" w:name="_Toc197928991"/>
+      <w:bookmarkStart w:id="16" w:name="_Toc198657422"/>
       <w:r>
         <w:rPr>
           <w:lang w:val="es-CO"/>
@@ -7030,7 +7020,7 @@
           <w:lang w:val="es-CO"/>
         </w:rPr>
       </w:pPr>
-      <w:bookmarkStart w:id="17" w:name="_Toc197928992"/>
+      <w:bookmarkStart w:id="17" w:name="_Toc198657423"/>
       <w:r>
         <w:rPr>
           <w:lang w:val="es-CO"/>
@@ -7449,37 +7439,7 @@
               <w:rPr>
                 <w:lang w:val="es-CO"/>
               </w:rPr>
-              <w:t xml:space="preserve">Carlos </w:t>
-            </w:r>
-            <w:r>
-              <w:rPr>
-                <w:lang w:val="es-CO"/>
-              </w:rPr>
-              <w:t>Julián</w:t>
-            </w:r>
-            <w:r>
-              <w:rPr>
-                <w:lang w:val="es-CO"/>
-              </w:rPr>
-              <w:t xml:space="preserve"> </w:t>
-            </w:r>
-            <w:r>
-              <w:rPr>
-                <w:lang w:val="es-CO"/>
-              </w:rPr>
-              <w:t>Ramírez</w:t>
-            </w:r>
-            <w:r>
-              <w:rPr>
-                <w:lang w:val="es-CO"/>
-              </w:rPr>
-              <w:t xml:space="preserve"> </w:t>
-            </w:r>
-            <w:r>
-              <w:rPr>
-                <w:lang w:val="es-CO"/>
-              </w:rPr>
-              <w:t>Benítez</w:t>
+              <w:t>Carlos Julián Ramírez Benítez</w:t>
             </w:r>
           </w:p>
         </w:tc>
@@ -7550,13 +7510,7 @@
               <w:pStyle w:val="TextoTablas"/>
             </w:pPr>
             <w:r>
-              <w:t xml:space="preserve">Manuel Felipe </w:t>
-            </w:r>
-            <w:r>
-              <w:t>Echavarría</w:t>
-            </w:r>
-            <w:r>
-              <w:t xml:space="preserve"> Orozco</w:t>
+              <w:t>Manuel Felipe Echavarría Orozco</w:t>
             </w:r>
           </w:p>
         </w:tc>
@@ -8249,7 +8203,7 @@
 </file>
 
 <file path=word/endnotes.xml><?xml version="1.0" encoding="utf-8"?>
-<w:endnotes xmlns:wpc="http://schemas.microsoft.com/office/word/2010/wordprocessingCanvas" xmlns:cx="http://schemas.microsoft.com/office/drawing/2014/chartex" xmlns:cx1="http://schemas.microsoft.com/office/drawing/2015/9/8/chartex" xmlns:cx2="http://schemas.microsoft.com/office/drawing/2015/10/21/chartex" xmlns:cx3="http://schemas.microsoft.com/office/drawing/2016/5/9/chartex" xmlns:cx4="http://schemas.microsoft.com/office/drawing/2016/5/10/chartex" xmlns:cx5="http://schemas.microsoft.com/office/drawing/2016/5/11/chartex" xmlns:cx6="http://schemas.microsoft.com/office/drawing/2016/5/12/chartex" xmlns:cx7="http://schemas.microsoft.com/office/drawing/2016/5/13/chartex" xmlns:cx8="http://schemas.microsoft.com/office/drawing/2016/5/14/chartex" xmlns:mc="http://schemas.openxmlformats.org/markup-compatibility/2006" xmlns:aink="http://schemas.microsoft.com/office/drawing/2016/ink" xmlns:am3d="http://schemas.microsoft.com/office/drawing/2017/model3d" xmlns:o="urn:schemas-microsoft-com:office:office" xmlns:oel="http://schemas.microsoft.com/office/2019/extlst" xmlns:r="http://schemas.openxmlformats.org/officeDocument/2006/relationships" xmlns:m="http://schemas.openxmlformats.org/officeDocument/2006/math" xmlns:v="urn:schemas-microsoft-com:vml" xmlns:wp14="http://schemas.microsoft.com/office/word/2010/wordprocessingDrawing" xmlns:wp="http://schemas.openxmlformats.org/drawingml/2006/wordprocessingDrawing" xmlns:w10="urn:schemas-microsoft-com:office:word" xmlns:w="http://schemas.openxmlformats.org/wordprocessingml/2006/main" xmlns:w14="http://schemas.microsoft.com/office/word/2010/wordml" xmlns:w15="http://schemas.microsoft.com/office/word/2012/wordml" xmlns:w16cex="http://schemas.microsoft.com/office/word/2018/wordml/cex" xmlns:w16cid="http://schemas.microsoft.com/office/word/2016/wordml/cid" xmlns:w16="http://schemas.microsoft.com/office/word/2018/wordml" xmlns:w16du="http://schemas.microsoft.com/office/word/2023/wordml/word16du" xmlns:w16sdtdh="http://schemas.microsoft.com/office/word/2020/wordml/sdtdatahash" xmlns:w16sdtfl="http://schemas.microsoft.com/office/word/2024/wordml/sdtformatlock" xmlns:w16se="http://schemas.microsoft.com/office/word/2015/wordml/symex" xmlns:wpg="http://schemas.microsoft.com/office/word/2010/wordprocessingGroup" xmlns:wpi="http://schemas.microsoft.com/office/word/2010/wordprocessingInk" xmlns:wne="http://schemas.microsoft.com/office/word/2006/wordml" xmlns:wps="http://schemas.microsoft.com/office/word/2010/wordprocessingShape" mc:Ignorable="w14 w15 w16se w16cid w16 w16cex w16sdtdh w16sdtfl w16du wp14">
+<w:endnotes xmlns:wpc="http://schemas.microsoft.com/office/word/2010/wordprocessingCanvas" xmlns:cx="http://schemas.microsoft.com/office/drawing/2014/chartex" xmlns:cx1="http://schemas.microsoft.com/office/drawing/2015/9/8/chartex" xmlns:cx2="http://schemas.microsoft.com/office/drawing/2015/10/21/chartex" xmlns:cx3="http://schemas.microsoft.com/office/drawing/2016/5/9/chartex" xmlns:cx4="http://schemas.microsoft.com/office/drawing/2016/5/10/chartex" xmlns:cx5="http://schemas.microsoft.com/office/drawing/2016/5/11/chartex" xmlns:cx6="http://schemas.microsoft.com/office/drawing/2016/5/12/chartex" xmlns:cx7="http://schemas.microsoft.com/office/drawing/2016/5/13/chartex" xmlns:cx8="http://schemas.microsoft.com/office/drawing/2016/5/14/chartex" xmlns:mc="http://schemas.openxmlformats.org/markup-compatibility/2006" xmlns:aink="http://schemas.microsoft.com/office/drawing/2016/ink" xmlns:am3d="http://schemas.microsoft.com/office/drawing/2017/model3d" xmlns:o="urn:schemas-microsoft-com:office:office" xmlns:oel="http://schemas.microsoft.com/office/2019/extlst" xmlns:r="http://schemas.openxmlformats.org/officeDocument/2006/relationships" xmlns:m="http://schemas.openxmlformats.org/officeDocument/2006/math" xmlns:v="urn:schemas-microsoft-com:vml" xmlns:wp14="http://schemas.microsoft.com/office/word/2010/wordprocessingDrawing" xmlns:wp="http://schemas.openxmlformats.org/drawingml/2006/wordprocessingDrawing" xmlns:w10="urn:schemas-microsoft-com:office:word" xmlns:w="http://schemas.openxmlformats.org/wordprocessingml/2006/main" xmlns:w14="http://schemas.microsoft.com/office/word/2010/wordml" xmlns:w15="http://schemas.microsoft.com/office/word/2012/wordml" xmlns:w16cex="http://schemas.microsoft.com/office/word/2018/wordml/cex" xmlns:w16cid="http://schemas.microsoft.com/office/word/2016/wordml/cid" xmlns:w16="http://schemas.microsoft.com/office/word/2018/wordml" xmlns:w16du="http://schemas.microsoft.com/office/word/2023/wordml/word16du" xmlns:w16sdtdh="http://schemas.microsoft.com/office/word/2020/wordml/sdtdatahash" xmlns:w16se="http://schemas.microsoft.com/office/word/2015/wordml/symex" xmlns:wpg="http://schemas.microsoft.com/office/word/2010/wordprocessingGroup" xmlns:wpi="http://schemas.microsoft.com/office/word/2010/wordprocessingInk" xmlns:wne="http://schemas.microsoft.com/office/word/2006/wordml" xmlns:wps="http://schemas.microsoft.com/office/word/2010/wordprocessingShape" mc:Ignorable="w14 w15 w16se w16cid w16 w16cex w16sdtdh w16du wp14">
   <w:endnote w:type="separator" w:id="-1">
     <w:p>
       <w:pPr>
@@ -8274,7 +8228,7 @@
 </file>
 
 <file path=word/footer1.xml><?xml version="1.0" encoding="utf-8"?>
-<w:ftr xmlns:wpc="http://schemas.microsoft.com/office/word/2010/wordprocessingCanvas" xmlns:cx="http://schemas.microsoft.com/office/drawing/2014/chartex" xmlns:cx1="http://schemas.microsoft.com/office/drawing/2015/9/8/chartex" xmlns:cx2="http://schemas.microsoft.com/office/drawing/2015/10/21/chartex" xmlns:cx3="http://schemas.microsoft.com/office/drawing/2016/5/9/chartex" xmlns:cx4="http://schemas.microsoft.com/office/drawing/2016/5/10/chartex" xmlns:cx5="http://schemas.microsoft.com/office/drawing/2016/5/11/chartex" xmlns:cx6="http://schemas.microsoft.com/office/drawing/2016/5/12/chartex" xmlns:cx7="http://schemas.microsoft.com/office/drawing/2016/5/13/chartex" xmlns:cx8="http://schemas.microsoft.com/office/drawing/2016/5/14/chartex" xmlns:mc="http://schemas.openxmlformats.org/markup-compatibility/2006" xmlns:aink="http://schemas.microsoft.com/office/drawing/2016/ink" xmlns:am3d="http://schemas.microsoft.com/office/drawing/2017/model3d" xmlns:o="urn:schemas-microsoft-com:office:office" xmlns:oel="http://schemas.microsoft.com/office/2019/extlst" xmlns:r="http://schemas.openxmlformats.org/officeDocument/2006/relationships" xmlns:m="http://schemas.openxmlformats.org/officeDocument/2006/math" xmlns:v="urn:schemas-microsoft-com:vml" xmlns:wp14="http://schemas.microsoft.com/office/word/2010/wordprocessingDrawing" xmlns:wp="http://schemas.openxmlformats.org/drawingml/2006/wordprocessingDrawing" xmlns:w10="urn:schemas-microsoft-com:office:word" xmlns:w="http://schemas.openxmlformats.org/wordprocessingml/2006/main" xmlns:w14="http://schemas.microsoft.com/office/word/2010/wordml" xmlns:w15="http://schemas.microsoft.com/office/word/2012/wordml" xmlns:w16cex="http://schemas.microsoft.com/office/word/2018/wordml/cex" xmlns:w16cid="http://schemas.microsoft.com/office/word/2016/wordml/cid" xmlns:w16="http://schemas.microsoft.com/office/word/2018/wordml" xmlns:w16du="http://schemas.microsoft.com/office/word/2023/wordml/word16du" xmlns:w16sdtdh="http://schemas.microsoft.com/office/word/2020/wordml/sdtdatahash" xmlns:w16sdtfl="http://schemas.microsoft.com/office/word/2024/wordml/sdtformatlock" xmlns:w16se="http://schemas.microsoft.com/office/word/2015/wordml/symex" xmlns:wpg="http://schemas.microsoft.com/office/word/2010/wordprocessingGroup" xmlns:wpi="http://schemas.microsoft.com/office/word/2010/wordprocessingInk" xmlns:wne="http://schemas.microsoft.com/office/word/2006/wordml" xmlns:wps="http://schemas.microsoft.com/office/word/2010/wordprocessingShape" mc:Ignorable="w14 w15 w16se w16cid w16 w16cex w16sdtdh w16sdtfl w16du wp14">
+<w:ftr xmlns:wpc="http://schemas.microsoft.com/office/word/2010/wordprocessingCanvas" xmlns:cx="http://schemas.microsoft.com/office/drawing/2014/chartex" xmlns:cx1="http://schemas.microsoft.com/office/drawing/2015/9/8/chartex" xmlns:cx2="http://schemas.microsoft.com/office/drawing/2015/10/21/chartex" xmlns:cx3="http://schemas.microsoft.com/office/drawing/2016/5/9/chartex" xmlns:cx4="http://schemas.microsoft.com/office/drawing/2016/5/10/chartex" xmlns:cx5="http://schemas.microsoft.com/office/drawing/2016/5/11/chartex" xmlns:cx6="http://schemas.microsoft.com/office/drawing/2016/5/12/chartex" xmlns:cx7="http://schemas.microsoft.com/office/drawing/2016/5/13/chartex" xmlns:cx8="http://schemas.microsoft.com/office/drawing/2016/5/14/chartex" xmlns:mc="http://schemas.openxmlformats.org/markup-compatibility/2006" xmlns:aink="http://schemas.microsoft.com/office/drawing/2016/ink" xmlns:am3d="http://schemas.microsoft.com/office/drawing/2017/model3d" xmlns:o="urn:schemas-microsoft-com:office:office" xmlns:oel="http://schemas.microsoft.com/office/2019/extlst" xmlns:r="http://schemas.openxmlformats.org/officeDocument/2006/relationships" xmlns:m="http://schemas.openxmlformats.org/officeDocument/2006/math" xmlns:v="urn:schemas-microsoft-com:vml" xmlns:wp14="http://schemas.microsoft.com/office/word/2010/wordprocessingDrawing" xmlns:wp="http://schemas.openxmlformats.org/drawingml/2006/wordprocessingDrawing" xmlns:w10="urn:schemas-microsoft-com:office:word" xmlns:w="http://schemas.openxmlformats.org/wordprocessingml/2006/main" xmlns:w14="http://schemas.microsoft.com/office/word/2010/wordml" xmlns:w15="http://schemas.microsoft.com/office/word/2012/wordml" xmlns:w16cex="http://schemas.microsoft.com/office/word/2018/wordml/cex" xmlns:w16cid="http://schemas.microsoft.com/office/word/2016/wordml/cid" xmlns:w16="http://schemas.microsoft.com/office/word/2018/wordml" xmlns:w16du="http://schemas.microsoft.com/office/word/2023/wordml/word16du" xmlns:w16sdtdh="http://schemas.microsoft.com/office/word/2020/wordml/sdtdatahash" xmlns:w16se="http://schemas.microsoft.com/office/word/2015/wordml/symex" xmlns:wpg="http://schemas.microsoft.com/office/word/2010/wordprocessingGroup" xmlns:wpi="http://schemas.microsoft.com/office/word/2010/wordprocessingInk" xmlns:wne="http://schemas.microsoft.com/office/word/2006/wordml" xmlns:wps="http://schemas.microsoft.com/office/word/2010/wordprocessingShape" mc:Ignorable="w14 w15 w16se w16cid w16 w16cex w16sdtdh w16du wp14">
   <w:sdt>
     <w:sdtPr>
       <w:id w:val="-1465197936"/>
@@ -8384,7 +8338,7 @@
                   <v:stroke joinstyle="miter"/>
                   <v:path gradientshapeok="t" o:connecttype="rect"/>
                 </v:shapetype>
-                <v:shape id="_x0000_s1027" type="#_x0000_t202" style="position:absolute;left:0;text-align:left;margin-left:16.1pt;margin-top:.65pt;width:455.15pt;height:41.4pt;z-index:251661312;visibility:visible;mso-wrap-style:square;mso-width-percent:0;mso-height-percent:0;mso-wrap-distance-left:9pt;mso-wrap-distance-top:3.6pt;mso-wrap-distance-right:9pt;mso-wrap-distance-bottom:3.6pt;mso-position-horizontal:absolute;mso-position-horizontal-relative:text;mso-position-vertical:absolute;mso-position-vertical-relative:text;mso-width-percent:0;mso-height-percent:0;mso-width-relative:margin;mso-height-relative:margin;v-text-anchor:top" o:gfxdata="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" stroked="f">
+                <v:shape id="_x0000_s1027" type="#_x0000_t202" alt="&quot;&quot;" style="position:absolute;left:0;text-align:left;margin-left:16.1pt;margin-top:.65pt;width:455.15pt;height:41.4pt;z-index:251661312;visibility:visible;mso-wrap-style:square;mso-width-percent:0;mso-height-percent:0;mso-wrap-distance-left:9pt;mso-wrap-distance-top:3.6pt;mso-wrap-distance-right:9pt;mso-wrap-distance-bottom:3.6pt;mso-position-horizontal:absolute;mso-position-horizontal-relative:text;mso-position-vertical:absolute;mso-position-vertical-relative:text;mso-width-percent:0;mso-height-percent:0;mso-width-relative:margin;mso-height-relative:margin;v-text-anchor:top" o:gfxdata="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" stroked="f">
                   <v:textbox>
                     <w:txbxContent>
                       <w:p>
@@ -8441,7 +8395,7 @@
 </file>
 
 <file path=word/footnotes.xml><?xml version="1.0" encoding="utf-8"?>
-<w:footnotes xmlns:wpc="http://schemas.microsoft.com/office/word/2010/wordprocessingCanvas" xmlns:cx="http://schemas.microsoft.com/office/drawing/2014/chartex" xmlns:cx1="http://schemas.microsoft.com/office/drawing/2015/9/8/chartex" xmlns:cx2="http://schemas.microsoft.com/office/drawing/2015/10/21/chartex" xmlns:cx3="http://schemas.microsoft.com/office/drawing/2016/5/9/chartex" xmlns:cx4="http://schemas.microsoft.com/office/drawing/2016/5/10/chartex" xmlns:cx5="http://schemas.microsoft.com/office/drawing/2016/5/11/chartex" xmlns:cx6="http://schemas.microsoft.com/office/drawing/2016/5/12/chartex" xmlns:cx7="http://schemas.microsoft.com/office/drawing/2016/5/13/chartex" xmlns:cx8="http://schemas.microsoft.com/office/drawing/2016/5/14/chartex" xmlns:mc="http://schemas.openxmlformats.org/markup-compatibility/2006" xmlns:aink="http://schemas.microsoft.com/office/drawing/2016/ink" xmlns:am3d="http://schemas.microsoft.com/office/drawing/2017/model3d" xmlns:o="urn:schemas-microsoft-com:office:office" xmlns:oel="http://schemas.microsoft.com/office/2019/extlst" xmlns:r="http://schemas.openxmlformats.org/officeDocument/2006/relationships" xmlns:m="http://schemas.openxmlformats.org/officeDocument/2006/math" xmlns:v="urn:schemas-microsoft-com:vml" xmlns:wp14="http://schemas.microsoft.com/office/word/2010/wordprocessingDrawing" xmlns:wp="http://schemas.openxmlformats.org/drawingml/2006/wordprocessingDrawing" xmlns:w10="urn:schemas-microsoft-com:office:word" xmlns:w="http://schemas.openxmlformats.org/wordprocessingml/2006/main" xmlns:w14="http://schemas.microsoft.com/office/word/2010/wordml" xmlns:w15="http://schemas.microsoft.com/office/word/2012/wordml" xmlns:w16cex="http://schemas.microsoft.com/office/word/2018/wordml/cex" xmlns:w16cid="http://schemas.microsoft.com/office/word/2016/wordml/cid" xmlns:w16="http://schemas.microsoft.com/office/word/2018/wordml" xmlns:w16du="http://schemas.microsoft.com/office/word/2023/wordml/word16du" xmlns:w16sdtdh="http://schemas.microsoft.com/office/word/2020/wordml/sdtdatahash" xmlns:w16sdtfl="http://schemas.microsoft.com/office/word/2024/wordml/sdtformatlock" xmlns:w16se="http://schemas.microsoft.com/office/word/2015/wordml/symex" xmlns:wpg="http://schemas.microsoft.com/office/word/2010/wordprocessingGroup" xmlns:wpi="http://schemas.microsoft.com/office/word/2010/wordprocessingInk" xmlns:wne="http://schemas.microsoft.com/office/word/2006/wordml" xmlns:wps="http://schemas.microsoft.com/office/word/2010/wordprocessingShape" mc:Ignorable="w14 w15 w16se w16cid w16 w16cex w16sdtdh w16sdtfl w16du wp14">
+<w:footnotes xmlns:wpc="http://schemas.microsoft.com/office/word/2010/wordprocessingCanvas" xmlns:cx="http://schemas.microsoft.com/office/drawing/2014/chartex" xmlns:cx1="http://schemas.microsoft.com/office/drawing/2015/9/8/chartex" xmlns:cx2="http://schemas.microsoft.com/office/drawing/2015/10/21/chartex" xmlns:cx3="http://schemas.microsoft.com/office/drawing/2016/5/9/chartex" xmlns:cx4="http://schemas.microsoft.com/office/drawing/2016/5/10/chartex" xmlns:cx5="http://schemas.microsoft.com/office/drawing/2016/5/11/chartex" xmlns:cx6="http://schemas.microsoft.com/office/drawing/2016/5/12/chartex" xmlns:cx7="http://schemas.microsoft.com/office/drawing/2016/5/13/chartex" xmlns:cx8="http://schemas.microsoft.com/office/drawing/2016/5/14/chartex" xmlns:mc="http://schemas.openxmlformats.org/markup-compatibility/2006" xmlns:aink="http://schemas.microsoft.com/office/drawing/2016/ink" xmlns:am3d="http://schemas.microsoft.com/office/drawing/2017/model3d" xmlns:o="urn:schemas-microsoft-com:office:office" xmlns:oel="http://schemas.microsoft.com/office/2019/extlst" xmlns:r="http://schemas.openxmlformats.org/officeDocument/2006/relationships" xmlns:m="http://schemas.openxmlformats.org/officeDocument/2006/math" xmlns:v="urn:schemas-microsoft-com:vml" xmlns:wp14="http://schemas.microsoft.com/office/word/2010/wordprocessingDrawing" xmlns:wp="http://schemas.openxmlformats.org/drawingml/2006/wordprocessingDrawing" xmlns:w10="urn:schemas-microsoft-com:office:word" xmlns:w="http://schemas.openxmlformats.org/wordprocessingml/2006/main" xmlns:w14="http://schemas.microsoft.com/office/word/2010/wordml" xmlns:w15="http://schemas.microsoft.com/office/word/2012/wordml" xmlns:w16cex="http://schemas.microsoft.com/office/word/2018/wordml/cex" xmlns:w16cid="http://schemas.microsoft.com/office/word/2016/wordml/cid" xmlns:w16="http://schemas.microsoft.com/office/word/2018/wordml" xmlns:w16du="http://schemas.microsoft.com/office/word/2023/wordml/word16du" xmlns:w16sdtdh="http://schemas.microsoft.com/office/word/2020/wordml/sdtdatahash" xmlns:w16se="http://schemas.microsoft.com/office/word/2015/wordml/symex" xmlns:wpg="http://schemas.microsoft.com/office/word/2010/wordprocessingGroup" xmlns:wpi="http://schemas.microsoft.com/office/word/2010/wordprocessingInk" xmlns:wne="http://schemas.microsoft.com/office/word/2006/wordml" xmlns:wps="http://schemas.microsoft.com/office/word/2010/wordprocessingShape" mc:Ignorable="w14 w15 w16se w16cid w16 w16cex w16sdtdh w16du wp14">
   <w:footnote w:type="separator" w:id="-1">
     <w:p>
       <w:pPr>
@@ -8466,7 +8420,7 @@
 </file>
 
 <file path=word/header1.xml><?xml version="1.0" encoding="utf-8"?>
-<w:hdr xmlns:wpc="http://schemas.microsoft.com/office/word/2010/wordprocessingCanvas" xmlns:cx="http://schemas.microsoft.com/office/drawing/2014/chartex" xmlns:cx1="http://schemas.microsoft.com/office/drawing/2015/9/8/chartex" xmlns:cx2="http://schemas.microsoft.com/office/drawing/2015/10/21/chartex" xmlns:cx3="http://schemas.microsoft.com/office/drawing/2016/5/9/chartex" xmlns:cx4="http://schemas.microsoft.com/office/drawing/2016/5/10/chartex" xmlns:cx5="http://schemas.microsoft.com/office/drawing/2016/5/11/chartex" xmlns:cx6="http://schemas.microsoft.com/office/drawing/2016/5/12/chartex" xmlns:cx7="http://schemas.microsoft.com/office/drawing/2016/5/13/chartex" xmlns:cx8="http://schemas.microsoft.com/office/drawing/2016/5/14/chartex" xmlns:mc="http://schemas.openxmlformats.org/markup-compatibility/2006" xmlns:aink="http://schemas.microsoft.com/office/drawing/2016/ink" xmlns:am3d="http://schemas.microsoft.com/office/drawing/2017/model3d" xmlns:o="urn:schemas-microsoft-com:office:office" xmlns:oel="http://schemas.microsoft.com/office/2019/extlst" xmlns:r="http://schemas.openxmlformats.org/officeDocument/2006/relationships" xmlns:m="http://schemas.openxmlformats.org/officeDocument/2006/math" xmlns:v="urn:schemas-microsoft-com:vml" xmlns:wp14="http://schemas.microsoft.com/office/word/2010/wordprocessingDrawing" xmlns:wp="http://schemas.openxmlformats.org/drawingml/2006/wordprocessingDrawing" xmlns:w10="urn:schemas-microsoft-com:office:word" xmlns:w="http://schemas.openxmlformats.org/wordprocessingml/2006/main" xmlns:w14="http://schemas.microsoft.com/office/word/2010/wordml" xmlns:w15="http://schemas.microsoft.com/office/word/2012/wordml" xmlns:w16cex="http://schemas.microsoft.com/office/word/2018/wordml/cex" xmlns:w16cid="http://schemas.microsoft.com/office/word/2016/wordml/cid" xmlns:w16="http://schemas.microsoft.com/office/word/2018/wordml" xmlns:w16du="http://schemas.microsoft.com/office/word/2023/wordml/word16du" xmlns:w16sdtdh="http://schemas.microsoft.com/office/word/2020/wordml/sdtdatahash" xmlns:w16sdtfl="http://schemas.microsoft.com/office/word/2024/wordml/sdtformatlock" xmlns:w16se="http://schemas.microsoft.com/office/word/2015/wordml/symex" xmlns:wpg="http://schemas.microsoft.com/office/word/2010/wordprocessingGroup" xmlns:wpi="http://schemas.microsoft.com/office/word/2010/wordprocessingInk" xmlns:wne="http://schemas.microsoft.com/office/word/2006/wordml" xmlns:wps="http://schemas.microsoft.com/office/word/2010/wordprocessingShape" mc:Ignorable="w14 w15 w16se w16cid w16 w16cex w16sdtdh w16sdtfl w16du wp14">
+<w:hdr xmlns:wpc="http://schemas.microsoft.com/office/word/2010/wordprocessingCanvas" xmlns:cx="http://schemas.microsoft.com/office/drawing/2014/chartex" xmlns:cx1="http://schemas.microsoft.com/office/drawing/2015/9/8/chartex" xmlns:cx2="http://schemas.microsoft.com/office/drawing/2015/10/21/chartex" xmlns:cx3="http://schemas.microsoft.com/office/drawing/2016/5/9/chartex" xmlns:cx4="http://schemas.microsoft.com/office/drawing/2016/5/10/chartex" xmlns:cx5="http://schemas.microsoft.com/office/drawing/2016/5/11/chartex" xmlns:cx6="http://schemas.microsoft.com/office/drawing/2016/5/12/chartex" xmlns:cx7="http://schemas.microsoft.com/office/drawing/2016/5/13/chartex" xmlns:cx8="http://schemas.microsoft.com/office/drawing/2016/5/14/chartex" xmlns:mc="http://schemas.openxmlformats.org/markup-compatibility/2006" xmlns:aink="http://schemas.microsoft.com/office/drawing/2016/ink" xmlns:am3d="http://schemas.microsoft.com/office/drawing/2017/model3d" xmlns:o="urn:schemas-microsoft-com:office:office" xmlns:oel="http://schemas.microsoft.com/office/2019/extlst" xmlns:r="http://schemas.openxmlformats.org/officeDocument/2006/relationships" xmlns:m="http://schemas.openxmlformats.org/officeDocument/2006/math" xmlns:v="urn:schemas-microsoft-com:vml" xmlns:wp14="http://schemas.microsoft.com/office/word/2010/wordprocessingDrawing" xmlns:wp="http://schemas.openxmlformats.org/drawingml/2006/wordprocessingDrawing" xmlns:w10="urn:schemas-microsoft-com:office:word" xmlns:w="http://schemas.openxmlformats.org/wordprocessingml/2006/main" xmlns:w14="http://schemas.microsoft.com/office/word/2010/wordml" xmlns:w15="http://schemas.microsoft.com/office/word/2012/wordml" xmlns:w16cex="http://schemas.microsoft.com/office/word/2018/wordml/cex" xmlns:w16cid="http://schemas.microsoft.com/office/word/2016/wordml/cid" xmlns:w16="http://schemas.microsoft.com/office/word/2018/wordml" xmlns:w16du="http://schemas.microsoft.com/office/word/2023/wordml/word16du" xmlns:w16sdtdh="http://schemas.microsoft.com/office/word/2020/wordml/sdtdatahash" xmlns:w16se="http://schemas.microsoft.com/office/word/2015/wordml/symex" xmlns:wpg="http://schemas.microsoft.com/office/word/2010/wordprocessingGroup" xmlns:wpi="http://schemas.microsoft.com/office/word/2010/wordprocessingInk" xmlns:wne="http://schemas.microsoft.com/office/word/2006/wordml" xmlns:wps="http://schemas.microsoft.com/office/word/2010/wordprocessingShape" mc:Ignorable="w14 w15 w16se w16cid w16 w16cex w16sdtdh w16du wp14">
   <w:p>
     <w:pPr>
       <w:pStyle w:val="Encabezado"/>
@@ -8552,7 +8506,7 @@
 </file>
 
 <file path=word/numbering.xml><?xml version="1.0" encoding="utf-8"?>
-<w:numbering xmlns:wpc="http://schemas.microsoft.com/office/word/2010/wordprocessingCanvas" xmlns:cx="http://schemas.microsoft.com/office/drawing/2014/chartex" xmlns:cx1="http://schemas.microsoft.com/office/drawing/2015/9/8/chartex" xmlns:cx2="http://schemas.microsoft.com/office/drawing/2015/10/21/chartex" xmlns:cx3="http://schemas.microsoft.com/office/drawing/2016/5/9/chartex" xmlns:cx4="http://schemas.microsoft.com/office/drawing/2016/5/10/chartex" xmlns:cx5="http://schemas.microsoft.com/office/drawing/2016/5/11/chartex" xmlns:cx6="http://schemas.microsoft.com/office/drawing/2016/5/12/chartex" xmlns:cx7="http://schemas.microsoft.com/office/drawing/2016/5/13/chartex" xmlns:cx8="http://schemas.microsoft.com/office/drawing/2016/5/14/chartex" xmlns:mc="http://schemas.openxmlformats.org/markup-compatibility/2006" xmlns:aink="http://schemas.microsoft.com/office/drawing/2016/ink" xmlns:am3d="http://schemas.microsoft.com/office/drawing/2017/model3d" xmlns:o="urn:schemas-microsoft-com:office:office" xmlns:oel="http://schemas.microsoft.com/office/2019/extlst" xmlns:r="http://schemas.openxmlformats.org/officeDocument/2006/relationships" xmlns:m="http://schemas.openxmlformats.org/officeDocument/2006/math" xmlns:v="urn:schemas-microsoft-com:vml" xmlns:wp14="http://schemas.microsoft.com/office/word/2010/wordprocessingDrawing" xmlns:wp="http://schemas.openxmlformats.org/drawingml/2006/wordprocessingDrawing" xmlns:w10="urn:schemas-microsoft-com:office:word" xmlns:w="http://schemas.openxmlformats.org/wordprocessingml/2006/main" xmlns:w14="http://schemas.microsoft.com/office/word/2010/wordml" xmlns:w15="http://schemas.microsoft.com/office/word/2012/wordml" xmlns:w16cex="http://schemas.microsoft.com/office/word/2018/wordml/cex" xmlns:w16cid="http://schemas.microsoft.com/office/word/2016/wordml/cid" xmlns:w16="http://schemas.microsoft.com/office/word/2018/wordml" xmlns:w16du="http://schemas.microsoft.com/office/word/2023/wordml/word16du" xmlns:w16sdtdh="http://schemas.microsoft.com/office/word/2020/wordml/sdtdatahash" xmlns:w16sdtfl="http://schemas.microsoft.com/office/word/2024/wordml/sdtformatlock" xmlns:w16se="http://schemas.microsoft.com/office/word/2015/wordml/symex" xmlns:wpg="http://schemas.microsoft.com/office/word/2010/wordprocessingGroup" xmlns:wpi="http://schemas.microsoft.com/office/word/2010/wordprocessingInk" xmlns:wne="http://schemas.microsoft.com/office/word/2006/wordml" xmlns:wps="http://schemas.microsoft.com/office/word/2010/wordprocessingShape" mc:Ignorable="w14 w15 w16se w16cid w16 w16cex w16sdtdh w16sdtfl w16du wp14">
+<w:numbering xmlns:wpc="http://schemas.microsoft.com/office/word/2010/wordprocessingCanvas" xmlns:cx="http://schemas.microsoft.com/office/drawing/2014/chartex" xmlns:cx1="http://schemas.microsoft.com/office/drawing/2015/9/8/chartex" xmlns:cx2="http://schemas.microsoft.com/office/drawing/2015/10/21/chartex" xmlns:cx3="http://schemas.microsoft.com/office/drawing/2016/5/9/chartex" xmlns:cx4="http://schemas.microsoft.com/office/drawing/2016/5/10/chartex" xmlns:cx5="http://schemas.microsoft.com/office/drawing/2016/5/11/chartex" xmlns:cx6="http://schemas.microsoft.com/office/drawing/2016/5/12/chartex" xmlns:cx7="http://schemas.microsoft.com/office/drawing/2016/5/13/chartex" xmlns:cx8="http://schemas.microsoft.com/office/drawing/2016/5/14/chartex" xmlns:mc="http://schemas.openxmlformats.org/markup-compatibility/2006" xmlns:aink="http://schemas.microsoft.com/office/drawing/2016/ink" xmlns:am3d="http://schemas.microsoft.com/office/drawing/2017/model3d" xmlns:o="urn:schemas-microsoft-com:office:office" xmlns:oel="http://schemas.microsoft.com/office/2019/extlst" xmlns:r="http://schemas.openxmlformats.org/officeDocument/2006/relationships" xmlns:m="http://schemas.openxmlformats.org/officeDocument/2006/math" xmlns:v="urn:schemas-microsoft-com:vml" xmlns:wp14="http://schemas.microsoft.com/office/word/2010/wordprocessingDrawing" xmlns:wp="http://schemas.openxmlformats.org/drawingml/2006/wordprocessingDrawing" xmlns:w10="urn:schemas-microsoft-com:office:word" xmlns:w="http://schemas.openxmlformats.org/wordprocessingml/2006/main" xmlns:w14="http://schemas.microsoft.com/office/word/2010/wordml" xmlns:w15="http://schemas.microsoft.com/office/word/2012/wordml" xmlns:w16cex="http://schemas.microsoft.com/office/word/2018/wordml/cex" xmlns:w16cid="http://schemas.microsoft.com/office/word/2016/wordml/cid" xmlns:w16="http://schemas.microsoft.com/office/word/2018/wordml" xmlns:w16du="http://schemas.microsoft.com/office/word/2023/wordml/word16du" xmlns:w16sdtdh="http://schemas.microsoft.com/office/word/2020/wordml/sdtdatahash" xmlns:w16se="http://schemas.microsoft.com/office/word/2015/wordml/symex" xmlns:wpg="http://schemas.microsoft.com/office/word/2010/wordprocessingGroup" xmlns:wpi="http://schemas.microsoft.com/office/word/2010/wordprocessingInk" xmlns:wne="http://schemas.microsoft.com/office/word/2006/wordml" xmlns:wps="http://schemas.microsoft.com/office/word/2010/wordprocessingShape" mc:Ignorable="w14 w15 w16se w16cid w16 w16cex w16sdtdh w16du wp14">
   <w:abstractNum w:abstractNumId="0" w15:restartNumberingAfterBreak="0">
     <w:nsid w:val="FFFFFF89"/>
     <w:multiLevelType w:val="singleLevel"/>
@@ -13201,7 +13155,7 @@
 </file>
 
 <file path=word/styles.xml><?xml version="1.0" encoding="utf-8"?>
-<w:styles xmlns:mc="http://schemas.openxmlformats.org/markup-compatibility/2006" xmlns:r="http://schemas.openxmlformats.org/officeDocument/2006/relationships" xmlns:w="http://schemas.openxmlformats.org/wordprocessingml/2006/main" xmlns:w14="http://schemas.microsoft.com/office/word/2010/wordml" xmlns:w15="http://schemas.microsoft.com/office/word/2012/wordml" xmlns:w16cex="http://schemas.microsoft.com/office/word/2018/wordml/cex" xmlns:w16cid="http://schemas.microsoft.com/office/word/2016/wordml/cid" xmlns:w16="http://schemas.microsoft.com/office/word/2018/wordml" xmlns:w16du="http://schemas.microsoft.com/office/word/2023/wordml/word16du" xmlns:w16sdtdh="http://schemas.microsoft.com/office/word/2020/wordml/sdtdatahash" xmlns:w16sdtfl="http://schemas.microsoft.com/office/word/2024/wordml/sdtformatlock" xmlns:w16se="http://schemas.microsoft.com/office/word/2015/wordml/symex" mc:Ignorable="w14 w15 w16se w16cid w16 w16cex w16sdtdh w16sdtfl w16du">
+<w:styles xmlns:mc="http://schemas.openxmlformats.org/markup-compatibility/2006" xmlns:r="http://schemas.openxmlformats.org/officeDocument/2006/relationships" xmlns:w="http://schemas.openxmlformats.org/wordprocessingml/2006/main" xmlns:w14="http://schemas.microsoft.com/office/word/2010/wordml" xmlns:w15="http://schemas.microsoft.com/office/word/2012/wordml" xmlns:w16cex="http://schemas.microsoft.com/office/word/2018/wordml/cex" xmlns:w16cid="http://schemas.microsoft.com/office/word/2016/wordml/cid" xmlns:w16="http://schemas.microsoft.com/office/word/2018/wordml" xmlns:w16du="http://schemas.microsoft.com/office/word/2023/wordml/word16du" xmlns:w16sdtdh="http://schemas.microsoft.com/office/word/2020/wordml/sdtdatahash" xmlns:w16se="http://schemas.microsoft.com/office/word/2015/wordml/symex" mc:Ignorable="w14 w15 w16se w16cid w16 w16cex w16sdtdh w16du">
   <w:docDefaults>
     <w:rPrDefault>
       <w:rPr>
@@ -13763,6 +13717,7 @@
   <w:style w:type="character" w:default="1" w:styleId="Fuentedeprrafopredeter">
     <w:name w:val="Default Paragraph Font"/>
     <w:uiPriority w:val="1"/>
+    <w:semiHidden/>
     <w:unhideWhenUsed/>
   </w:style>
   <w:style w:type="table" w:default="1" w:styleId="Tablanormal">
@@ -14931,6 +14886,10 @@
 </file>
 
 <file path=customXml/item1.xml><?xml version="1.0" encoding="utf-8"?>
+<b:Sources xmlns:b="http://schemas.openxmlformats.org/officeDocument/2006/bibliography" xmlns="http://schemas.openxmlformats.org/officeDocument/2006/bibliography" SelectedStyle="\APASixthEditionOfficeOnline.xsl" StyleName="APA" Version="6"/>
+</file>
+
+<file path=customXml/item2.xml><?xml version="1.0" encoding="utf-8"?>
 <p:properties xmlns:p="http://schemas.microsoft.com/office/2006/metadata/properties" xmlns:xsi="http://www.w3.org/2001/XMLSchema-instance" xmlns:pc="http://schemas.microsoft.com/office/infopath/2007/PartnerControls">
   <documentManagement>
     <TaxCatchAll xmlns="cb45339b-ced9-4d0d-8f64-77573914d53b" xsi:nil="true"/>
@@ -14941,11 +14900,16 @@
 </p:properties>
 </file>
 
-<file path=customXml/item2.xml><?xml version="1.0" encoding="utf-8"?>
-<b:Sources xmlns:b="http://schemas.openxmlformats.org/officeDocument/2006/bibliography" xmlns="http://schemas.openxmlformats.org/officeDocument/2006/bibliography" SelectedStyle="\APASixthEditionOfficeOnline.xsl" StyleName="APA" Version="6"/>
+<file path=customXml/item3.xml><?xml version="1.0" encoding="utf-8"?>
+<?mso-contentType ?>
+<FormTemplates xmlns="http://schemas.microsoft.com/sharepoint/v3/contenttype/forms">
+  <Display>DocumentLibraryForm</Display>
+  <Edit>DocumentLibraryForm</Edit>
+  <New>DocumentLibraryForm</New>
+</FormTemplates>
 </file>
 
-<file path=customXml/item3.xml><?xml version="1.0" encoding="utf-8"?>
+<file path=customXml/item4.xml><?xml version="1.0" encoding="utf-8"?>
 <ct:contentTypeSchema xmlns:ct="http://schemas.microsoft.com/office/2006/metadata/contentType" xmlns:ma="http://schemas.microsoft.com/office/2006/metadata/properties/metaAttributes" ct:_="" ma:_="" ma:contentTypeName="Documento" ma:contentTypeID="0x01010049282E1EDBE9234EA9E6D38F720E265F" ma:contentTypeVersion="15" ma:contentTypeDescription="Crear nuevo documento." ma:contentTypeScope="" ma:versionID="b31c7aa9eaf043a08b87120b3c4916e3">
   <xsd:schema xmlns:xsd="http://www.w3.org/2001/XMLSchema" xmlns:xs="http://www.w3.org/2001/XMLSchema" xmlns:p="http://schemas.microsoft.com/office/2006/metadata/properties" xmlns:ns2="cb45339b-ced9-4d0d-8f64-77573914d53b" xmlns:ns3="43a3ca16-9c26-4813-b83f-4aec9927b43f" targetNamespace="http://schemas.microsoft.com/office/2006/metadata/properties" ma:root="true" ma:fieldsID="3533d065b04d75c457075bc55f1f5315" ns2:_="" ns3:_="">
     <xsd:import namespace="cb45339b-ced9-4d0d-8f64-77573914d53b"/>
@@ -15180,16 +15144,15 @@
 </ct:contentTypeSchema>
 </file>
 
-<file path=customXml/item4.xml><?xml version="1.0" encoding="utf-8"?>
-<?mso-contentType ?>
-<FormTemplates xmlns="http://schemas.microsoft.com/sharepoint/v3/contenttype/forms">
-  <Display>DocumentLibraryForm</Display>
-  <Edit>DocumentLibraryForm</Edit>
-  <New>DocumentLibraryForm</New>
-</FormTemplates>
+<file path=customXml/itemProps1.xml><?xml version="1.0" encoding="utf-8"?>
+<ds:datastoreItem xmlns:ds="http://schemas.openxmlformats.org/officeDocument/2006/customXml" ds:itemID="{EAE431FD-7059-4C09-804B-C9D69EB7B213}">
+  <ds:schemaRefs>
+    <ds:schemaRef ds:uri="http://schemas.openxmlformats.org/officeDocument/2006/bibliography"/>
+  </ds:schemaRefs>
+</ds:datastoreItem>
 </file>
 
-<file path=customXml/itemProps1.xml><?xml version="1.0" encoding="utf-8"?>
+<file path=customXml/itemProps2.xml><?xml version="1.0" encoding="utf-8"?>
 <ds:datastoreItem xmlns:ds="http://schemas.openxmlformats.org/officeDocument/2006/customXml" ds:itemID="{1279454D-02BE-4A9C-A117-DCD1573E2608}">
   <ds:schemaRefs>
     <ds:schemaRef ds:uri="http://schemas.microsoft.com/office/2006/metadata/properties"/>
@@ -15200,15 +15163,15 @@
 </ds:datastoreItem>
 </file>
 
-<file path=customXml/itemProps2.xml><?xml version="1.0" encoding="utf-8"?>
-<ds:datastoreItem xmlns:ds="http://schemas.openxmlformats.org/officeDocument/2006/customXml" ds:itemID="{EAE431FD-7059-4C09-804B-C9D69EB7B213}">
+<file path=customXml/itemProps3.xml><?xml version="1.0" encoding="utf-8"?>
+<ds:datastoreItem xmlns:ds="http://schemas.openxmlformats.org/officeDocument/2006/customXml" ds:itemID="{10663269-2064-4804-8290-36D4A57F5557}">
   <ds:schemaRefs>
-    <ds:schemaRef ds:uri="http://schemas.openxmlformats.org/officeDocument/2006/bibliography"/>
+    <ds:schemaRef ds:uri="http://schemas.microsoft.com/sharepoint/v3/contenttype/forms"/>
   </ds:schemaRefs>
 </ds:datastoreItem>
 </file>
 
-<file path=customXml/itemProps3.xml><?xml version="1.0" encoding="utf-8"?>
+<file path=customXml/itemProps4.xml><?xml version="1.0" encoding="utf-8"?>
 <ds:datastoreItem xmlns:ds="http://schemas.openxmlformats.org/officeDocument/2006/customXml" ds:itemID="{ABC43734-40DA-4258-8AC6-EC91AAFFC9CD}">
   <ds:schemaRefs>
     <ds:schemaRef ds:uri="http://schemas.microsoft.com/office/2006/metadata/contentType"/>
@@ -15225,12 +15188,4 @@
     <ds:schemaRef ds:uri="http://schemas.microsoft.com/internal/obd"/>
   </ds:schemaRefs>
 </ds:datastoreItem>
-</file>
-
-<file path=customXml/itemProps4.xml><?xml version="1.0" encoding="utf-8"?>
-<ds:datastoreItem xmlns:ds="http://schemas.openxmlformats.org/officeDocument/2006/customXml" ds:itemID="{10663269-2064-4804-8290-36D4A57F5557}">
-  <ds:schemaRefs>
-    <ds:schemaRef ds:uri="http://schemas.microsoft.com/sharepoint/v3/contenttype/forms"/>
-  </ds:schemaRefs>
-</ds:datastoreItem>
 </file>
--- a/fuentes/123101_CF09_DU.docx
+++ b/fuentes/123101_CF09_DU.docx
@@ -2142,7 +2142,7 @@
         <w:t xml:space="preserve">Activos </w:t>
       </w:r>
       <w:r>
-        <w:t>i</w:t>
+        <w:t>I</w:t>
       </w:r>
       <w:r>
         <w:t xml:space="preserve">ntangibles </w:t>
@@ -2259,14 +2259,28 @@
                 <w:b/>
                 <w:lang w:eastAsia="es-CO"/>
               </w:rPr>
-              <w:t>a</w:t>
+              <w:t>A</w:t>
             </w:r>
             <w:r>
               <w:rPr>
                 <w:b/>
                 <w:lang w:eastAsia="es-CO"/>
               </w:rPr>
-              <w:t xml:space="preserve">ctivos intangibles </w:t>
+              <w:t xml:space="preserve">ctivos </w:t>
+            </w:r>
+            <w:r>
+              <w:rPr>
+                <w:b/>
+                <w:lang w:eastAsia="es-CO"/>
+              </w:rPr>
+              <w:t>I</w:t>
+            </w:r>
+            <w:r>
+              <w:rPr>
+                <w:b/>
+                <w:lang w:eastAsia="es-CO"/>
+              </w:rPr>
+              <w:t xml:space="preserve">ntangibles </w:t>
             </w:r>
             <w:r>
               <w:rPr>
@@ -3049,7 +3063,13 @@
               <w:pStyle w:val="TextoTablas"/>
             </w:pPr>
             <w:r>
-              <w:t>Propiedad industrial patente</w:t>
+              <w:t>Propiedad industrial</w:t>
+            </w:r>
+            <w:r>
+              <w:t xml:space="preserve"> -</w:t>
+            </w:r>
+            <w:r>
+              <w:t xml:space="preserve"> patente</w:t>
             </w:r>
           </w:p>
         </w:tc>
@@ -3095,7 +3115,16 @@
               <w:pStyle w:val="TextoTablas"/>
             </w:pPr>
             <w:r>
-              <w:t>Propiedad industrial patente</w:t>
+              <w:t>Propiedad industrial</w:t>
+            </w:r>
+            <w:r>
+              <w:t xml:space="preserve"> -</w:t>
+            </w:r>
+            <w:r>
+              <w:t xml:space="preserve"> </w:t>
+            </w:r>
+            <w:r>
+              <w:t>marca</w:t>
             </w:r>
           </w:p>
         </w:tc>
@@ -14886,10 +14915,6 @@
 </file>
 
 <file path=customXml/item1.xml><?xml version="1.0" encoding="utf-8"?>
-<b:Sources xmlns:b="http://schemas.openxmlformats.org/officeDocument/2006/bibliography" xmlns="http://schemas.openxmlformats.org/officeDocument/2006/bibliography" SelectedStyle="\APASixthEditionOfficeOnline.xsl" StyleName="APA" Version="6"/>
-</file>
-
-<file path=customXml/item2.xml><?xml version="1.0" encoding="utf-8"?>
 <p:properties xmlns:p="http://schemas.microsoft.com/office/2006/metadata/properties" xmlns:xsi="http://www.w3.org/2001/XMLSchema-instance" xmlns:pc="http://schemas.microsoft.com/office/infopath/2007/PartnerControls">
   <documentManagement>
     <TaxCatchAll xmlns="cb45339b-ced9-4d0d-8f64-77573914d53b" xsi:nil="true"/>
@@ -14900,16 +14925,11 @@
 </p:properties>
 </file>
 
-<file path=customXml/item3.xml><?xml version="1.0" encoding="utf-8"?>
-<?mso-contentType ?>
-<FormTemplates xmlns="http://schemas.microsoft.com/sharepoint/v3/contenttype/forms">
-  <Display>DocumentLibraryForm</Display>
-  <Edit>DocumentLibraryForm</Edit>
-  <New>DocumentLibraryForm</New>
-</FormTemplates>
+<file path=customXml/item2.xml><?xml version="1.0" encoding="utf-8"?>
+<b:Sources xmlns:b="http://schemas.openxmlformats.org/officeDocument/2006/bibliography" xmlns="http://schemas.openxmlformats.org/officeDocument/2006/bibliography" SelectedStyle="\APASixthEditionOfficeOnline.xsl" StyleName="APA" Version="6"/>
 </file>
 
-<file path=customXml/item4.xml><?xml version="1.0" encoding="utf-8"?>
+<file path=customXml/item3.xml><?xml version="1.0" encoding="utf-8"?>
 <ct:contentTypeSchema xmlns:ct="http://schemas.microsoft.com/office/2006/metadata/contentType" xmlns:ma="http://schemas.microsoft.com/office/2006/metadata/properties/metaAttributes" ct:_="" ma:_="" ma:contentTypeName="Documento" ma:contentTypeID="0x01010049282E1EDBE9234EA9E6D38F720E265F" ma:contentTypeVersion="15" ma:contentTypeDescription="Crear nuevo documento." ma:contentTypeScope="" ma:versionID="b31c7aa9eaf043a08b87120b3c4916e3">
   <xsd:schema xmlns:xsd="http://www.w3.org/2001/XMLSchema" xmlns:xs="http://www.w3.org/2001/XMLSchema" xmlns:p="http://schemas.microsoft.com/office/2006/metadata/properties" xmlns:ns2="cb45339b-ced9-4d0d-8f64-77573914d53b" xmlns:ns3="43a3ca16-9c26-4813-b83f-4aec9927b43f" targetNamespace="http://schemas.microsoft.com/office/2006/metadata/properties" ma:root="true" ma:fieldsID="3533d065b04d75c457075bc55f1f5315" ns2:_="" ns3:_="">
     <xsd:import namespace="cb45339b-ced9-4d0d-8f64-77573914d53b"/>
@@ -15144,15 +15164,16 @@
 </ct:contentTypeSchema>
 </file>
 
-<file path=customXml/itemProps1.xml><?xml version="1.0" encoding="utf-8"?>
-<ds:datastoreItem xmlns:ds="http://schemas.openxmlformats.org/officeDocument/2006/customXml" ds:itemID="{EAE431FD-7059-4C09-804B-C9D69EB7B213}">
-  <ds:schemaRefs>
-    <ds:schemaRef ds:uri="http://schemas.openxmlformats.org/officeDocument/2006/bibliography"/>
-  </ds:schemaRefs>
-</ds:datastoreItem>
+<file path=customXml/item4.xml><?xml version="1.0" encoding="utf-8"?>
+<?mso-contentType ?>
+<FormTemplates xmlns="http://schemas.microsoft.com/sharepoint/v3/contenttype/forms">
+  <Display>DocumentLibraryForm</Display>
+  <Edit>DocumentLibraryForm</Edit>
+  <New>DocumentLibraryForm</New>
+</FormTemplates>
 </file>
 
-<file path=customXml/itemProps2.xml><?xml version="1.0" encoding="utf-8"?>
+<file path=customXml/itemProps1.xml><?xml version="1.0" encoding="utf-8"?>
 <ds:datastoreItem xmlns:ds="http://schemas.openxmlformats.org/officeDocument/2006/customXml" ds:itemID="{1279454D-02BE-4A9C-A117-DCD1573E2608}">
   <ds:schemaRefs>
     <ds:schemaRef ds:uri="http://schemas.microsoft.com/office/2006/metadata/properties"/>
@@ -15163,15 +15184,15 @@
 </ds:datastoreItem>
 </file>
 
-<file path=customXml/itemProps3.xml><?xml version="1.0" encoding="utf-8"?>
-<ds:datastoreItem xmlns:ds="http://schemas.openxmlformats.org/officeDocument/2006/customXml" ds:itemID="{10663269-2064-4804-8290-36D4A57F5557}">
+<file path=customXml/itemProps2.xml><?xml version="1.0" encoding="utf-8"?>
+<ds:datastoreItem xmlns:ds="http://schemas.openxmlformats.org/officeDocument/2006/customXml" ds:itemID="{EAE431FD-7059-4C09-804B-C9D69EB7B213}">
   <ds:schemaRefs>
-    <ds:schemaRef ds:uri="http://schemas.microsoft.com/sharepoint/v3/contenttype/forms"/>
+    <ds:schemaRef ds:uri="http://schemas.openxmlformats.org/officeDocument/2006/bibliography"/>
   </ds:schemaRefs>
 </ds:datastoreItem>
 </file>
 
-<file path=customXml/itemProps4.xml><?xml version="1.0" encoding="utf-8"?>
+<file path=customXml/itemProps3.xml><?xml version="1.0" encoding="utf-8"?>
 <ds:datastoreItem xmlns:ds="http://schemas.openxmlformats.org/officeDocument/2006/customXml" ds:itemID="{ABC43734-40DA-4258-8AC6-EC91AAFFC9CD}">
   <ds:schemaRefs>
     <ds:schemaRef ds:uri="http://schemas.microsoft.com/office/2006/metadata/contentType"/>
@@ -15188,4 +15209,12 @@
     <ds:schemaRef ds:uri="http://schemas.microsoft.com/internal/obd"/>
   </ds:schemaRefs>
 </ds:datastoreItem>
+</file>
+
+<file path=customXml/itemProps4.xml><?xml version="1.0" encoding="utf-8"?>
+<ds:datastoreItem xmlns:ds="http://schemas.openxmlformats.org/officeDocument/2006/customXml" ds:itemID="{10663269-2064-4804-8290-36D4A57F5557}">
+  <ds:schemaRefs>
+    <ds:schemaRef ds:uri="http://schemas.microsoft.com/sharepoint/v3/contenttype/forms"/>
+  </ds:schemaRefs>
+</ds:datastoreItem>
 </file>
--- a/fuentes/123101_CF09_DU.docx
+++ b/fuentes/123101_CF09_DU.docx
@@ -2163,10 +2163,16 @@
           <w:noProof/>
         </w:rPr>
         <w:drawing>
-          <wp:inline distT="0" distB="0" distL="0" distR="0" wp14:anchorId="09395B94" wp14:editId="13C07FB7">
+          <wp:inline distT="0" distB="0" distL="0" distR="0" wp14:anchorId="09395B94" wp14:editId="35D5398E">
             <wp:extent cx="4572000" cy="2575304"/>
             <wp:effectExtent l="0" t="0" r="0" b="0"/>
-            <wp:docPr id="948155028" name="Imagen 1"/>
+            <wp:docPr id="948155028" name="Imagen 1">
+              <a:extLst xmlns:a="http://schemas.openxmlformats.org/drawingml/2006/main">
+                <a:ext uri="{C183D7F6-B498-43B3-948B-1728B52AA6E4}">
+                  <adec:decorative xmlns:adec="http://schemas.microsoft.com/office/drawing/2017/decorative" val="1"/>
+                </a:ext>
+              </a:extLst>
+            </wp:docPr>
             <wp:cNvGraphicFramePr>
               <a:graphicFrameLocks xmlns:a="http://schemas.openxmlformats.org/drawingml/2006/main" noChangeAspect="1"/>
             </wp:cNvGraphicFramePr>
@@ -2174,7 +2180,13 @@
               <a:graphicData uri="http://schemas.openxmlformats.org/drawingml/2006/picture">
                 <pic:pic xmlns:pic="http://schemas.openxmlformats.org/drawingml/2006/picture">
                   <pic:nvPicPr>
-                    <pic:cNvPr id="948155028" name=""/>
+                    <pic:cNvPr id="948155028" name="Imagen 1">
+                      <a:extLst>
+                        <a:ext uri="{C183D7F6-B498-43B3-948B-1728B52AA6E4}">
+                          <adec:decorative xmlns:adec="http://schemas.microsoft.com/office/drawing/2017/decorative" val="1"/>
+                        </a:ext>
+                      </a:extLst>
+                    </pic:cNvPr>
                     <pic:cNvPicPr/>
                   </pic:nvPicPr>
                   <pic:blipFill>
@@ -14915,6 +14927,10 @@
 </file>
 
 <file path=customXml/item1.xml><?xml version="1.0" encoding="utf-8"?>
+<b:Sources xmlns:b="http://schemas.openxmlformats.org/officeDocument/2006/bibliography" xmlns="http://schemas.openxmlformats.org/officeDocument/2006/bibliography" SelectedStyle="\APASixthEditionOfficeOnline.xsl" StyleName="APA" Version="6"/>
+</file>
+
+<file path=customXml/item2.xml><?xml version="1.0" encoding="utf-8"?>
 <p:properties xmlns:p="http://schemas.microsoft.com/office/2006/metadata/properties" xmlns:xsi="http://www.w3.org/2001/XMLSchema-instance" xmlns:pc="http://schemas.microsoft.com/office/infopath/2007/PartnerControls">
   <documentManagement>
     <TaxCatchAll xmlns="cb45339b-ced9-4d0d-8f64-77573914d53b" xsi:nil="true"/>
@@ -14925,11 +14941,16 @@
 </p:properties>
 </file>
 
-<file path=customXml/item2.xml><?xml version="1.0" encoding="utf-8"?>
-<b:Sources xmlns:b="http://schemas.openxmlformats.org/officeDocument/2006/bibliography" xmlns="http://schemas.openxmlformats.org/officeDocument/2006/bibliography" SelectedStyle="\APASixthEditionOfficeOnline.xsl" StyleName="APA" Version="6"/>
+<file path=customXml/item3.xml><?xml version="1.0" encoding="utf-8"?>
+<?mso-contentType ?>
+<FormTemplates xmlns="http://schemas.microsoft.com/sharepoint/v3/contenttype/forms">
+  <Display>DocumentLibraryForm</Display>
+  <Edit>DocumentLibraryForm</Edit>
+  <New>DocumentLibraryForm</New>
+</FormTemplates>
 </file>
 
-<file path=customXml/item3.xml><?xml version="1.0" encoding="utf-8"?>
+<file path=customXml/item4.xml><?xml version="1.0" encoding="utf-8"?>
 <ct:contentTypeSchema xmlns:ct="http://schemas.microsoft.com/office/2006/metadata/contentType" xmlns:ma="http://schemas.microsoft.com/office/2006/metadata/properties/metaAttributes" ct:_="" ma:_="" ma:contentTypeName="Documento" ma:contentTypeID="0x01010049282E1EDBE9234EA9E6D38F720E265F" ma:contentTypeVersion="15" ma:contentTypeDescription="Crear nuevo documento." ma:contentTypeScope="" ma:versionID="b31c7aa9eaf043a08b87120b3c4916e3">
   <xsd:schema xmlns:xsd="http://www.w3.org/2001/XMLSchema" xmlns:xs="http://www.w3.org/2001/XMLSchema" xmlns:p="http://schemas.microsoft.com/office/2006/metadata/properties" xmlns:ns2="cb45339b-ced9-4d0d-8f64-77573914d53b" xmlns:ns3="43a3ca16-9c26-4813-b83f-4aec9927b43f" targetNamespace="http://schemas.microsoft.com/office/2006/metadata/properties" ma:root="true" ma:fieldsID="3533d065b04d75c457075bc55f1f5315" ns2:_="" ns3:_="">
     <xsd:import namespace="cb45339b-ced9-4d0d-8f64-77573914d53b"/>
@@ -15164,16 +15185,15 @@
 </ct:contentTypeSchema>
 </file>
 
-<file path=customXml/item4.xml><?xml version="1.0" encoding="utf-8"?>
-<?mso-contentType ?>
-<FormTemplates xmlns="http://schemas.microsoft.com/sharepoint/v3/contenttype/forms">
-  <Display>DocumentLibraryForm</Display>
-  <Edit>DocumentLibraryForm</Edit>
-  <New>DocumentLibraryForm</New>
-</FormTemplates>
+<file path=customXml/itemProps1.xml><?xml version="1.0" encoding="utf-8"?>
+<ds:datastoreItem xmlns:ds="http://schemas.openxmlformats.org/officeDocument/2006/customXml" ds:itemID="{EAE431FD-7059-4C09-804B-C9D69EB7B213}">
+  <ds:schemaRefs>
+    <ds:schemaRef ds:uri="http://schemas.openxmlformats.org/officeDocument/2006/bibliography"/>
+  </ds:schemaRefs>
+</ds:datastoreItem>
 </file>
 
-<file path=customXml/itemProps1.xml><?xml version="1.0" encoding="utf-8"?>
+<file path=customXml/itemProps2.xml><?xml version="1.0" encoding="utf-8"?>
 <ds:datastoreItem xmlns:ds="http://schemas.openxmlformats.org/officeDocument/2006/customXml" ds:itemID="{1279454D-02BE-4A9C-A117-DCD1573E2608}">
   <ds:schemaRefs>
     <ds:schemaRef ds:uri="http://schemas.microsoft.com/office/2006/metadata/properties"/>
@@ -15184,15 +15204,15 @@
 </ds:datastoreItem>
 </file>
 
-<file path=customXml/itemProps2.xml><?xml version="1.0" encoding="utf-8"?>
-<ds:datastoreItem xmlns:ds="http://schemas.openxmlformats.org/officeDocument/2006/customXml" ds:itemID="{EAE431FD-7059-4C09-804B-C9D69EB7B213}">
+<file path=customXml/itemProps3.xml><?xml version="1.0" encoding="utf-8"?>
+<ds:datastoreItem xmlns:ds="http://schemas.openxmlformats.org/officeDocument/2006/customXml" ds:itemID="{10663269-2064-4804-8290-36D4A57F5557}">
   <ds:schemaRefs>
-    <ds:schemaRef ds:uri="http://schemas.openxmlformats.org/officeDocument/2006/bibliography"/>
+    <ds:schemaRef ds:uri="http://schemas.microsoft.com/sharepoint/v3/contenttype/forms"/>
   </ds:schemaRefs>
 </ds:datastoreItem>
 </file>
 
-<file path=customXml/itemProps3.xml><?xml version="1.0" encoding="utf-8"?>
+<file path=customXml/itemProps4.xml><?xml version="1.0" encoding="utf-8"?>
 <ds:datastoreItem xmlns:ds="http://schemas.openxmlformats.org/officeDocument/2006/customXml" ds:itemID="{ABC43734-40DA-4258-8AC6-EC91AAFFC9CD}">
   <ds:schemaRefs>
     <ds:schemaRef ds:uri="http://schemas.microsoft.com/office/2006/metadata/contentType"/>
@@ -15209,12 +15229,4 @@
     <ds:schemaRef ds:uri="http://schemas.microsoft.com/internal/obd"/>
   </ds:schemaRefs>
 </ds:datastoreItem>
-</file>
-
-<file path=customXml/itemProps4.xml><?xml version="1.0" encoding="utf-8"?>
-<ds:datastoreItem xmlns:ds="http://schemas.openxmlformats.org/officeDocument/2006/customXml" ds:itemID="{10663269-2064-4804-8290-36D4A57F5557}">
-  <ds:schemaRefs>
-    <ds:schemaRef ds:uri="http://schemas.microsoft.com/sharepoint/v3/contenttype/forms"/>
-  </ds:schemaRefs>
-</ds:datastoreItem>
 </file>